--- a/naresh_n+/Bounded network media.docx
+++ b/naresh_n+/Bounded network media.docx
@@ -830,6 +830,588 @@
       <w:r>
         <w:t xml:space="preserve">Never start with 0 </w:t>
       </w:r>
+    </w:p>
+    <w:p>
+      <w:pPr>
+        <w:ind w:firstLine="720"/>
+      </w:pPr>
+    </w:p>
+    <w:p>
+      <w:pPr>
+        <w:ind w:firstLine="720"/>
+      </w:pPr>
+    </w:p>
+    <w:p>
+      <w:pPr>
+        <w:ind w:firstLine="720"/>
+      </w:pPr>
+      <w:r>
+        <w:t xml:space="preserve">Base value </w:t>
+      </w:r>
+    </w:p>
+    <w:p>
+      <w:pPr>
+        <w:ind w:firstLine="720"/>
+      </w:pPr>
+      <w:r>
+        <w:t>Binary – 0,</w:t>
+      </w:r>
+      <w:proofErr w:type="gramStart"/>
+      <w:r>
+        <w:t>1  =</w:t>
+      </w:r>
+      <w:proofErr w:type="gramEnd"/>
+      <w:r>
+        <w:t>&gt; 2</w:t>
+      </w:r>
+    </w:p>
+    <w:p>
+      <w:pPr>
+        <w:ind w:firstLine="720"/>
+      </w:pPr>
+      <w:r>
+        <w:t>Decimal -&gt; 0 to 9   =&gt; 10</w:t>
+      </w:r>
+    </w:p>
+    <w:p>
+      <w:pPr>
+        <w:ind w:firstLine="720"/>
+      </w:pPr>
+      <w:r>
+        <w:t>Hexadecimal -&gt; 0 to 15 =&gt; 16</w:t>
+      </w:r>
+    </w:p>
+    <w:p>
+      <w:pPr>
+        <w:ind w:firstLine="720"/>
+      </w:pPr>
+    </w:p>
+    <w:p>
+      <w:pPr>
+        <w:ind w:firstLine="720"/>
+      </w:pPr>
+    </w:p>
+    <w:p>
+      <w:pPr>
+        <w:ind w:firstLine="720"/>
+      </w:pPr>
+      <w:r>
+        <w:t xml:space="preserve">Ipv4 -&gt; 192.168.1.0   =&gt; binary </w:t>
+      </w:r>
+    </w:p>
+    <w:tbl>
+      <w:tblPr>
+        <w:tblStyle w:val="TableGrid"/>
+        <w:tblW w:w="0" w:type="auto"/>
+        <w:tblLook w:val="04A0" w:firstRow="1" w:lastRow="0" w:firstColumn="1" w:lastColumn="0" w:noHBand="0" w:noVBand="1"/>
+      </w:tblPr>
+      <w:tblGrid>
+        <w:gridCol w:w="551"/>
+        <w:gridCol w:w="761"/>
+        <w:gridCol w:w="761"/>
+        <w:gridCol w:w="761"/>
+        <w:gridCol w:w="761"/>
+        <w:gridCol w:w="761"/>
+        <w:gridCol w:w="761"/>
+        <w:gridCol w:w="761"/>
+      </w:tblGrid>
+      <w:tr>
+        <w:tc>
+          <w:tcPr>
+            <w:tcW w:w="551" w:type="dxa"/>
+          </w:tcPr>
+          <w:p>
+            <w:r>
+              <w:t>2^7</w:t>
+            </w:r>
+          </w:p>
+        </w:tc>
+        <w:tc>
+          <w:tcPr>
+            <w:tcW w:w="761" w:type="dxa"/>
+          </w:tcPr>
+          <w:p>
+            <w:r>
+              <w:t>2^6</w:t>
+            </w:r>
+          </w:p>
+        </w:tc>
+        <w:tc>
+          <w:tcPr>
+            <w:tcW w:w="761" w:type="dxa"/>
+          </w:tcPr>
+          <w:p>
+            <w:r>
+              <w:t>2^5</w:t>
+            </w:r>
+          </w:p>
+        </w:tc>
+        <w:tc>
+          <w:tcPr>
+            <w:tcW w:w="761" w:type="dxa"/>
+          </w:tcPr>
+          <w:p>
+            <w:r>
+              <w:t>2^4</w:t>
+            </w:r>
+          </w:p>
+        </w:tc>
+        <w:tc>
+          <w:tcPr>
+            <w:tcW w:w="761" w:type="dxa"/>
+          </w:tcPr>
+          <w:p>
+            <w:r>
+              <w:t>2^3</w:t>
+            </w:r>
+          </w:p>
+        </w:tc>
+        <w:tc>
+          <w:tcPr>
+            <w:tcW w:w="761" w:type="dxa"/>
+          </w:tcPr>
+          <w:p>
+            <w:r>
+              <w:t>2^2</w:t>
+            </w:r>
+          </w:p>
+        </w:tc>
+        <w:tc>
+          <w:tcPr>
+            <w:tcW w:w="761" w:type="dxa"/>
+          </w:tcPr>
+          <w:p>
+            <w:r>
+              <w:t>2^1</w:t>
+            </w:r>
+          </w:p>
+        </w:tc>
+        <w:tc>
+          <w:tcPr>
+            <w:tcW w:w="761" w:type="dxa"/>
+          </w:tcPr>
+          <w:p>
+            <w:r>
+              <w:t>2^0</w:t>
+            </w:r>
+          </w:p>
+        </w:tc>
+      </w:tr>
+      <w:tr>
+        <w:tc>
+          <w:tcPr>
+            <w:tcW w:w="551" w:type="dxa"/>
+          </w:tcPr>
+          <w:p>
+            <w:r>
+              <w:t>128</w:t>
+            </w:r>
+          </w:p>
+        </w:tc>
+        <w:tc>
+          <w:tcPr>
+            <w:tcW w:w="761" w:type="dxa"/>
+          </w:tcPr>
+          <w:p>
+            <w:r>
+              <w:t>64</w:t>
+            </w:r>
+          </w:p>
+        </w:tc>
+        <w:tc>
+          <w:tcPr>
+            <w:tcW w:w="761" w:type="dxa"/>
+          </w:tcPr>
+          <w:p>
+            <w:r>
+              <w:t>32</w:t>
+            </w:r>
+          </w:p>
+        </w:tc>
+        <w:tc>
+          <w:tcPr>
+            <w:tcW w:w="761" w:type="dxa"/>
+          </w:tcPr>
+          <w:p>
+            <w:r>
+              <w:t>16</w:t>
+            </w:r>
+          </w:p>
+        </w:tc>
+        <w:tc>
+          <w:tcPr>
+            <w:tcW w:w="761" w:type="dxa"/>
+          </w:tcPr>
+          <w:p>
+            <w:r>
+              <w:t>8</w:t>
+            </w:r>
+          </w:p>
+        </w:tc>
+        <w:tc>
+          <w:tcPr>
+            <w:tcW w:w="761" w:type="dxa"/>
+          </w:tcPr>
+          <w:p>
+            <w:r>
+              <w:t>4</w:t>
+            </w:r>
+          </w:p>
+        </w:tc>
+        <w:tc>
+          <w:tcPr>
+            <w:tcW w:w="761" w:type="dxa"/>
+          </w:tcPr>
+          <w:p>
+            <w:r>
+              <w:t>2</w:t>
+            </w:r>
+          </w:p>
+        </w:tc>
+        <w:tc>
+          <w:tcPr>
+            <w:tcW w:w="761" w:type="dxa"/>
+          </w:tcPr>
+          <w:p>
+            <w:r>
+              <w:t>1</w:t>
+            </w:r>
+          </w:p>
+        </w:tc>
+      </w:tr>
+    </w:tbl>
+    <w:p>
+      <w:pPr>
+        <w:ind w:firstLine="720"/>
+      </w:pPr>
+    </w:p>
+    <w:p>
+      <w:pPr>
+        <w:ind w:firstLine="720"/>
+      </w:pPr>
+      <w:r>
+        <w:t>Left to right = 128 + 64 =&gt; 192</w:t>
+      </w:r>
+    </w:p>
+    <w:p>
+      <w:pPr>
+        <w:ind w:firstLine="720"/>
+      </w:pPr>
+    </w:p>
+    <w:p>
+      <w:pPr>
+        <w:ind w:firstLine="720"/>
+      </w:pPr>
+      <w:r>
+        <w:t xml:space="preserve">1100 0000. 1010 1000. 0000 0001. 0000 0000 </w:t>
+      </w:r>
+    </w:p>
+    <w:p>
+      <w:pPr>
+        <w:ind w:firstLine="720"/>
+      </w:pPr>
+    </w:p>
+    <w:p>
+      <w:pPr>
+        <w:ind w:firstLine="720"/>
+      </w:pPr>
+      <w:r>
+        <w:t>172.16.9.0</w:t>
+      </w:r>
+    </w:p>
+    <w:p>
+      <w:pPr>
+        <w:ind w:firstLine="720"/>
+      </w:pPr>
+      <w:r>
+        <w:t>254.255.230.40</w:t>
+      </w:r>
+    </w:p>
+    <w:p>
+      <w:pPr>
+        <w:ind w:firstLine="720"/>
+      </w:pPr>
+    </w:p>
+    <w:p>
+      <w:pPr>
+        <w:ind w:firstLine="720"/>
+      </w:pPr>
+      <w:r>
+        <w:t>Ipv6 =&gt; 8 octet</w:t>
+      </w:r>
+    </w:p>
+    <w:p>
+      <w:pPr>
+        <w:ind w:firstLine="720"/>
+      </w:pPr>
+      <w:r>
+        <w:t>1 octet =&gt; 16 bits</w:t>
+      </w:r>
+    </w:p>
+    <w:p>
+      <w:pPr>
+        <w:ind w:firstLine="720"/>
+      </w:pPr>
+      <w:r>
+        <w:t>8*16 =&gt; 128 bits</w:t>
+      </w:r>
+    </w:p>
+    <w:p>
+      <w:pPr>
+        <w:ind w:firstLine="720"/>
+      </w:pPr>
+    </w:p>
+    <w:p>
+      <w:pPr>
+        <w:ind w:firstLine="720"/>
+      </w:pPr>
+      <w:r>
+        <w:lastRenderedPageBreak/>
+        <w:t>Ipv6 =&gt; 3F:5B:BB</w:t>
+      </w:r>
+      <w:proofErr w:type="gramStart"/>
+      <w:r>
+        <w:t>3  =</w:t>
+      </w:r>
+      <w:proofErr w:type="gramEnd"/>
+      <w:r>
+        <w:t>&gt; 315:511:111113</w:t>
+      </w:r>
+    </w:p>
+    <w:p>
+      <w:pPr>
+        <w:ind w:firstLine="720"/>
+      </w:pPr>
+    </w:p>
+    <w:p>
+      <w:pPr>
+        <w:ind w:firstLine="720"/>
+      </w:pPr>
+      <w:r>
+        <w:t xml:space="preserve">IP classes </w:t>
+      </w:r>
+    </w:p>
+    <w:p>
+      <w:pPr>
+        <w:ind w:firstLine="720"/>
+      </w:pPr>
+      <w:r>
+        <w:t xml:space="preserve">Class </w:t>
+      </w:r>
+      <w:proofErr w:type="gramStart"/>
+      <w:r>
+        <w:t>A  =</w:t>
+      </w:r>
+      <w:proofErr w:type="gramEnd"/>
+      <w:r>
+        <w:t xml:space="preserve"> 0 – </w:t>
+      </w:r>
+      <w:proofErr w:type="gramStart"/>
+      <w:r>
+        <w:t>127</w:t>
+      </w:r>
+      <w:r>
+        <w:t xml:space="preserve">  =</w:t>
+      </w:r>
+      <w:proofErr w:type="gramEnd"/>
+      <w:r>
+        <w:t>&gt; 1-</w:t>
+      </w:r>
+      <w:proofErr w:type="gramStart"/>
+      <w:r>
+        <w:t>126  (</w:t>
+      </w:r>
+      <w:proofErr w:type="gramEnd"/>
+      <w:r>
+        <w:t>Loop address)</w:t>
+      </w:r>
+    </w:p>
+    <w:p>
+      <w:pPr>
+        <w:ind w:firstLine="720"/>
+      </w:pPr>
+      <w:r>
+        <w:t>Class B = 128 – 191</w:t>
+      </w:r>
+    </w:p>
+    <w:p>
+      <w:pPr>
+        <w:ind w:firstLine="720"/>
+      </w:pPr>
+      <w:r>
+        <w:t>Class c = 192 – 233</w:t>
+      </w:r>
+    </w:p>
+    <w:p>
+      <w:pPr>
+        <w:ind w:firstLine="720"/>
+      </w:pPr>
+      <w:r>
+        <w:t xml:space="preserve">Class D = 234 – </w:t>
+      </w:r>
+      <w:proofErr w:type="gramStart"/>
+      <w:r>
+        <w:t>239</w:t>
+      </w:r>
+      <w:r>
+        <w:t xml:space="preserve">  =</w:t>
+      </w:r>
+      <w:proofErr w:type="gramEnd"/>
+      <w:r>
+        <w:t>&gt; Multicast (many to many)</w:t>
+      </w:r>
+    </w:p>
+    <w:p>
+      <w:pPr>
+        <w:ind w:firstLine="720"/>
+      </w:pPr>
+      <w:r>
+        <w:t xml:space="preserve">Class </w:t>
+      </w:r>
+      <w:proofErr w:type="gramStart"/>
+      <w:r>
+        <w:t xml:space="preserve">E </w:t>
+      </w:r>
+      <w:r>
+        <w:t xml:space="preserve"> =</w:t>
+      </w:r>
+      <w:proofErr w:type="gramEnd"/>
+      <w:r>
+        <w:t xml:space="preserve"> 240 </w:t>
+      </w:r>
+      <w:r>
+        <w:t>–</w:t>
+      </w:r>
+      <w:r>
+        <w:t xml:space="preserve"> 255</w:t>
+      </w:r>
+      <w:r>
+        <w:t xml:space="preserve"> =&gt; Research &amp; Development </w:t>
+      </w:r>
+    </w:p>
+    <w:p>
+      <w:pPr>
+        <w:ind w:firstLine="720"/>
+      </w:pPr>
+    </w:p>
+    <w:p>
+      <w:pPr>
+        <w:ind w:firstLine="720"/>
+      </w:pPr>
+    </w:p>
+    <w:p>
+      <w:pPr>
+        <w:ind w:firstLine="720"/>
+      </w:pPr>
+      <w:r>
+        <w:t xml:space="preserve">MAC =&gt; Media access control (physical address) </w:t>
+      </w:r>
+    </w:p>
+    <w:p>
+      <w:pPr>
+        <w:ind w:firstLine="720"/>
+      </w:pPr>
+      <w:r>
+        <w:t>NIC -&gt; Network interface card</w:t>
+      </w:r>
+    </w:p>
+    <w:p>
+      <w:pPr>
+        <w:ind w:firstLine="720"/>
+      </w:pPr>
+    </w:p>
+    <w:p>
+      <w:pPr>
+        <w:ind w:firstLine="720"/>
+      </w:pPr>
+      <w:r>
+        <w:t xml:space="preserve">Mac -&gt; 4 octet </w:t>
+      </w:r>
+    </w:p>
+    <w:p>
+      <w:pPr>
+        <w:ind w:firstLine="720"/>
+      </w:pPr>
+      <w:r>
+        <w:t xml:space="preserve">3 octet -&gt; same based on </w:t>
+      </w:r>
+      <w:proofErr w:type="gramStart"/>
+      <w:r>
+        <w:t>manufacturer  (</w:t>
+      </w:r>
+      <w:proofErr w:type="gramEnd"/>
+      <w:r>
+        <w:t>OUI) (</w:t>
+      </w:r>
+      <w:proofErr w:type="spellStart"/>
+      <w:r>
+        <w:t>organsically</w:t>
+      </w:r>
+      <w:proofErr w:type="spellEnd"/>
+      <w:r>
+        <w:t xml:space="preserve"> unique identifier)</w:t>
+      </w:r>
+    </w:p>
+    <w:p>
+      <w:pPr>
+        <w:ind w:firstLine="720"/>
+      </w:pPr>
+      <w:r>
+        <w:t>1 octet -&gt; unique address</w:t>
+      </w:r>
+    </w:p>
+    <w:p>
+      <w:pPr>
+        <w:ind w:firstLine="720"/>
+      </w:pPr>
+    </w:p>
+    <w:p>
+      <w:pPr>
+        <w:ind w:firstLine="720"/>
+      </w:pPr>
+      <w:r>
+        <w:t xml:space="preserve">Subnetting -&gt; </w:t>
+      </w:r>
+    </w:p>
+    <w:p>
+      <w:pPr>
+        <w:ind w:firstLine="720"/>
+      </w:pPr>
+    </w:p>
+    <w:p>
+      <w:pPr>
+        <w:ind w:firstLine="720"/>
+      </w:pPr>
+    </w:p>
+    <w:p>
+      <w:pPr>
+        <w:ind w:firstLine="720"/>
+      </w:pPr>
+    </w:p>
+    <w:p>
+      <w:pPr>
+        <w:ind w:firstLine="720"/>
+      </w:pPr>
+    </w:p>
+    <w:p>
+      <w:pPr>
+        <w:ind w:firstLine="720"/>
+      </w:pPr>
+    </w:p>
+    <w:p>
+      <w:pPr>
+        <w:ind w:firstLine="720"/>
+      </w:pPr>
+    </w:p>
+    <w:p>
+      <w:pPr>
+        <w:ind w:firstLine="720"/>
+      </w:pPr>
+    </w:p>
+    <w:p>
+      <w:pPr>
+        <w:ind w:firstLine="720"/>
+      </w:pPr>
     </w:p>
     <w:p>
       <w:pPr>
@@ -1776,6 +2358,25 @@
       <w:spacing w:val="5"/>
     </w:rPr>
   </w:style>
+  <w:style w:type="table" w:styleId="TableGrid">
+    <w:name w:val="Table Grid"/>
+    <w:basedOn w:val="TableNormal"/>
+    <w:uiPriority w:val="39"/>
+    <w:rsid w:val="00214E5F"/>
+    <w:pPr>
+      <w:spacing w:after="0" w:line="240" w:lineRule="auto"/>
+    </w:pPr>
+    <w:tblPr>
+      <w:tblBorders>
+        <w:top w:val="single" w:sz="4" w:space="0" w:color="auto"/>
+        <w:left w:val="single" w:sz="4" w:space="0" w:color="auto"/>
+        <w:bottom w:val="single" w:sz="4" w:space="0" w:color="auto"/>
+        <w:right w:val="single" w:sz="4" w:space="0" w:color="auto"/>
+        <w:insideH w:val="single" w:sz="4" w:space="0" w:color="auto"/>
+        <w:insideV w:val="single" w:sz="4" w:space="0" w:color="auto"/>
+      </w:tblBorders>
+    </w:tblPr>
+  </w:style>
 </w:styles>
 </file>
 

--- a/naresh_n+/Bounded network media.docx
+++ b/naresh_n+/Bounded network media.docx
@@ -1,6 +1,6 @@
 
 <file path=word/document.xml><?xml version="1.0" encoding="utf-8"?>
-<w:document xmlns:wpc="http://schemas.microsoft.com/office/word/2010/wordprocessingCanvas" xmlns:cx="http://schemas.microsoft.com/office/drawing/2014/chartex" xmlns:cx1="http://schemas.microsoft.com/office/drawing/2015/9/8/chartex" xmlns:cx2="http://schemas.microsoft.com/office/drawing/2015/10/21/chartex" xmlns:cx3="http://schemas.microsoft.com/office/drawing/2016/5/9/chartex" xmlns:cx4="http://schemas.microsoft.com/office/drawing/2016/5/10/chartex" xmlns:cx5="http://schemas.microsoft.com/office/drawing/2016/5/11/chartex" xmlns:cx6="http://schemas.microsoft.com/office/drawing/2016/5/12/chartex" xmlns:cx7="http://schemas.microsoft.com/office/drawing/2016/5/13/chartex" xmlns:cx8="http://schemas.microsoft.com/office/drawing/2016/5/14/chartex" xmlns:mc="http://schemas.openxmlformats.org/markup-compatibility/2006" xmlns:aink="http://schemas.microsoft.com/office/drawing/2016/ink" xmlns:am3d="http://schemas.microsoft.com/office/drawing/2017/model3d" xmlns:o="urn:schemas-microsoft-com:office:office" xmlns:oel="http://schemas.microsoft.com/office/2019/extlst" xmlns:r="http://schemas.openxmlformats.org/officeDocument/2006/relationships" xmlns:m="http://schemas.openxmlformats.org/officeDocument/2006/math" xmlns:v="urn:schemas-microsoft-com:vml" xmlns:wp14="http://schemas.microsoft.com/office/word/2010/wordprocessingDrawing" xmlns:wp="http://schemas.openxmlformats.org/drawingml/2006/wordprocessingDrawing" xmlns:w10="urn:schemas-microsoft-com:office:word" xmlns:w="http://schemas.openxmlformats.org/wordprocessingml/2006/main" xmlns:w14="http://schemas.microsoft.com/office/word/2010/wordml" xmlns:w15="http://schemas.microsoft.com/office/word/2012/wordml" xmlns:w16cei="http://schemas.microsoft.com/office/word/2026/wordml/cei" xmlns:w16cex="http://schemas.microsoft.com/office/word/2018/wordml/cex" xmlns:w16cid="http://schemas.microsoft.com/office/word/2016/wordml/cid" xmlns:w16="http://schemas.microsoft.com/office/word/2018/wordml" xmlns:w16du="http://schemas.microsoft.com/office/word/2023/wordml/word16du" xmlns:w16sdtdh="http://schemas.microsoft.com/office/word/2020/wordml/sdtdatahash" xmlns:w16sdtfl="http://schemas.microsoft.com/office/word/2024/wordml/sdtformatlock" xmlns:w16se="http://schemas.microsoft.com/office/word/2015/wordml/symex" xmlns:wpg="http://schemas.microsoft.com/office/word/2010/wordprocessingGroup" xmlns:wpi="http://schemas.microsoft.com/office/word/2010/wordprocessingInk" xmlns:wne="http://schemas.microsoft.com/office/word/2006/wordml" xmlns:wps="http://schemas.microsoft.com/office/word/2010/wordprocessingShape" mc:Ignorable="w14 w15 w16se w16cid w16 w16cex w16sdtdh w16sdtfl w16du wp14">
+<w:document xmlns:wpc="http://schemas.microsoft.com/office/word/2010/wordprocessingCanvas" xmlns:cx="http://schemas.microsoft.com/office/drawing/2014/chartex" xmlns:cx1="http://schemas.microsoft.com/office/drawing/2015/9/8/chartex" xmlns:cx2="http://schemas.microsoft.com/office/drawing/2015/10/21/chartex" xmlns:cx3="http://schemas.microsoft.com/office/drawing/2016/5/9/chartex" xmlns:cx4="http://schemas.microsoft.com/office/drawing/2016/5/10/chartex" xmlns:cx5="http://schemas.microsoft.com/office/drawing/2016/5/11/chartex" xmlns:cx6="http://schemas.microsoft.com/office/drawing/2016/5/12/chartex" xmlns:cx7="http://schemas.microsoft.com/office/drawing/2016/5/13/chartex" xmlns:cx8="http://schemas.microsoft.com/office/drawing/2016/5/14/chartex" xmlns:mc="http://schemas.openxmlformats.org/markup-compatibility/2006" xmlns:aink="http://schemas.microsoft.com/office/drawing/2016/ink" xmlns:am3d="http://schemas.microsoft.com/office/drawing/2017/model3d" xmlns:o="urn:schemas-microsoft-com:office:office" xmlns:oel="http://schemas.microsoft.com/office/2019/extlst" xmlns:r="http://schemas.openxmlformats.org/officeDocument/2006/relationships" xmlns:m="http://schemas.openxmlformats.org/officeDocument/2006/math" xmlns:v="urn:schemas-microsoft-com:vml" xmlns:wp14="http://schemas.microsoft.com/office/word/2010/wordprocessingDrawing" xmlns:wp="http://schemas.openxmlformats.org/drawingml/2006/wordprocessingDrawing" xmlns:w10="urn:schemas-microsoft-com:office:word" xmlns:w="http://schemas.openxmlformats.org/wordprocessingml/2006/main" xmlns:w14="http://schemas.microsoft.com/office/word/2010/wordml" xmlns:w15="http://schemas.microsoft.com/office/word/2012/wordml" xmlns:w16cex="http://schemas.microsoft.com/office/word/2018/wordml/cex" xmlns:w16cid="http://schemas.microsoft.com/office/word/2016/wordml/cid" xmlns:w16="http://schemas.microsoft.com/office/word/2018/wordml" xmlns:w16du="http://schemas.microsoft.com/office/word/2023/wordml/word16du" xmlns:w16sdtdh="http://schemas.microsoft.com/office/word/2020/wordml/sdtdatahash" xmlns:w16sdtfl="http://schemas.microsoft.com/office/word/2024/wordml/sdtformatlock" xmlns:w16se="http://schemas.microsoft.com/office/word/2015/wordml/symex" xmlns:wpg="http://schemas.microsoft.com/office/word/2010/wordprocessingGroup" xmlns:wpi="http://schemas.microsoft.com/office/word/2010/wordprocessingInk" xmlns:wne="http://schemas.microsoft.com/office/word/2006/wordml" xmlns:wps="http://schemas.microsoft.com/office/word/2010/wordprocessingShape" mc:Ignorable="w14 w15 w16se w16cid w16 w16cex w16sdtdh w16sdtfl w16du wp14">
   <w:body>
     <w:p>
       <w:r>
@@ -1370,8 +1370,1600 @@
         <w:ind w:firstLine="720"/>
       </w:pPr>
       <w:r>
-        <w:t xml:space="preserve">Subnetting -&gt; </w:t>
-      </w:r>
+        <w:t>Subnetting -</w:t>
+      </w:r>
+      <w:proofErr w:type="gramStart"/>
+      <w:r>
+        <w:t xml:space="preserve">&gt; </w:t>
+      </w:r>
+      <w:r>
+        <w:t xml:space="preserve"> Process</w:t>
+      </w:r>
+      <w:proofErr w:type="gramEnd"/>
+      <w:r>
+        <w:t xml:space="preserve"> of dividing larger to smaller network </w:t>
+      </w:r>
+    </w:p>
+    <w:p>
+      <w:pPr>
+        <w:ind w:firstLine="720"/>
+      </w:pPr>
+    </w:p>
+    <w:p>
+      <w:pPr>
+        <w:ind w:firstLine="720"/>
+      </w:pPr>
+      <w:r>
+        <w:t xml:space="preserve">Types of subnetting </w:t>
+      </w:r>
+    </w:p>
+    <w:p>
+      <w:pPr>
+        <w:ind w:firstLine="720"/>
+      </w:pPr>
+      <w:r>
+        <w:tab/>
+        <w:t xml:space="preserve">Classful </w:t>
+      </w:r>
+      <w:proofErr w:type="gramStart"/>
+      <w:r>
+        <w:t>subnetting  -</w:t>
+      </w:r>
+      <w:proofErr w:type="gramEnd"/>
+      <w:r>
+        <w:t xml:space="preserve"> FLSM</w:t>
+      </w:r>
+      <w:proofErr w:type="gramStart"/>
+      <w:r>
+        <w:t xml:space="preserve">   (</w:t>
+      </w:r>
+      <w:proofErr w:type="gramEnd"/>
+      <w:r>
+        <w:t>Full length Subnet mask)</w:t>
+      </w:r>
+    </w:p>
+    <w:p>
+      <w:pPr>
+        <w:ind w:firstLine="720"/>
+      </w:pPr>
+      <w:r>
+        <w:tab/>
+        <w:t>Classless subnetting – VLSM (Variable length subnet mask</w:t>
+      </w:r>
+      <w:proofErr w:type="gramStart"/>
+      <w:r>
+        <w:t>) ,</w:t>
+      </w:r>
+      <w:proofErr w:type="gramEnd"/>
+      <w:r>
+        <w:t xml:space="preserve"> CIDR</w:t>
+      </w:r>
+    </w:p>
+    <w:p>
+      <w:pPr>
+        <w:ind w:firstLine="720"/>
+      </w:pPr>
+    </w:p>
+    <w:p>
+      <w:pPr>
+        <w:ind w:firstLine="720"/>
+      </w:pPr>
+    </w:p>
+    <w:tbl>
+      <w:tblPr>
+        <w:tblStyle w:val="TableGrid"/>
+        <w:tblW w:w="0" w:type="auto"/>
+        <w:tblLook w:val="04A0" w:firstRow="1" w:lastRow="0" w:firstColumn="1" w:lastColumn="0" w:noHBand="0" w:noVBand="1"/>
+      </w:tblPr>
+      <w:tblGrid>
+        <w:gridCol w:w="2405"/>
+        <w:gridCol w:w="2103"/>
+        <w:gridCol w:w="2254"/>
+        <w:gridCol w:w="2254"/>
+      </w:tblGrid>
+      <w:tr>
+        <w:tc>
+          <w:tcPr>
+            <w:tcW w:w="2405" w:type="dxa"/>
+          </w:tcPr>
+          <w:p>
+            <w:r>
+              <w:t>IP class</w:t>
+            </w:r>
+          </w:p>
+        </w:tc>
+        <w:tc>
+          <w:tcPr>
+            <w:tcW w:w="2103" w:type="dxa"/>
+          </w:tcPr>
+          <w:p>
+            <w:r>
+              <w:t>Subnet</w:t>
+            </w:r>
+          </w:p>
+        </w:tc>
+        <w:tc>
+          <w:tcPr>
+            <w:tcW w:w="2254" w:type="dxa"/>
+          </w:tcPr>
+          <w:p>
+            <w:r>
+              <w:t>Network Formula</w:t>
+            </w:r>
+          </w:p>
+        </w:tc>
+        <w:tc>
+          <w:tcPr>
+            <w:tcW w:w="2254" w:type="dxa"/>
+          </w:tcPr>
+          <w:p>
+            <w:r>
+              <w:t>Host formula</w:t>
+            </w:r>
+          </w:p>
+        </w:tc>
+      </w:tr>
+      <w:tr>
+        <w:tc>
+          <w:tcPr>
+            <w:tcW w:w="2405" w:type="dxa"/>
+          </w:tcPr>
+          <w:p>
+            <w:r>
+              <w:t>Class A</w:t>
+            </w:r>
+          </w:p>
+        </w:tc>
+        <w:tc>
+          <w:tcPr>
+            <w:tcW w:w="2103" w:type="dxa"/>
+          </w:tcPr>
+          <w:p>
+            <w:r>
+              <w:t>N.H.H.H</w:t>
+            </w:r>
+          </w:p>
+        </w:tc>
+        <w:tc>
+          <w:tcPr>
+            <w:tcW w:w="2254" w:type="dxa"/>
+          </w:tcPr>
+          <w:p>
+            <w:r>
+              <w:t>N = (2^N) -2</w:t>
+            </w:r>
+          </w:p>
+        </w:tc>
+        <w:tc>
+          <w:tcPr>
+            <w:tcW w:w="2254" w:type="dxa"/>
+          </w:tcPr>
+          <w:p>
+            <w:r>
+              <w:t>H = (2^H) -2</w:t>
+            </w:r>
+          </w:p>
+        </w:tc>
+      </w:tr>
+      <w:tr>
+        <w:tc>
+          <w:tcPr>
+            <w:tcW w:w="2405" w:type="dxa"/>
+          </w:tcPr>
+          <w:p>
+            <w:r>
+              <w:t>Class B</w:t>
+            </w:r>
+          </w:p>
+        </w:tc>
+        <w:tc>
+          <w:tcPr>
+            <w:tcW w:w="2103" w:type="dxa"/>
+          </w:tcPr>
+          <w:p>
+            <w:r>
+              <w:t>N.N.H.H</w:t>
+            </w:r>
+          </w:p>
+        </w:tc>
+        <w:tc>
+          <w:tcPr>
+            <w:tcW w:w="2254" w:type="dxa"/>
+          </w:tcPr>
+          <w:p>
+            <w:r>
+              <w:t>N = (2^N)</w:t>
+            </w:r>
+          </w:p>
+        </w:tc>
+        <w:tc>
+          <w:tcPr>
+            <w:tcW w:w="2254" w:type="dxa"/>
+          </w:tcPr>
+          <w:p>
+            <w:r>
+              <w:t>H = (2^H) -2</w:t>
+            </w:r>
+          </w:p>
+        </w:tc>
+      </w:tr>
+      <w:tr>
+        <w:tc>
+          <w:tcPr>
+            <w:tcW w:w="2405" w:type="dxa"/>
+          </w:tcPr>
+          <w:p>
+            <w:r>
+              <w:t>Class C</w:t>
+            </w:r>
+          </w:p>
+        </w:tc>
+        <w:tc>
+          <w:tcPr>
+            <w:tcW w:w="2103" w:type="dxa"/>
+          </w:tcPr>
+          <w:p>
+            <w:r>
+              <w:t>N.N.N.H</w:t>
+            </w:r>
+          </w:p>
+        </w:tc>
+        <w:tc>
+          <w:tcPr>
+            <w:tcW w:w="2254" w:type="dxa"/>
+          </w:tcPr>
+          <w:p>
+            <w:r>
+              <w:t>N = (2^N)</w:t>
+            </w:r>
+          </w:p>
+        </w:tc>
+        <w:tc>
+          <w:tcPr>
+            <w:tcW w:w="2254" w:type="dxa"/>
+          </w:tcPr>
+          <w:p>
+            <w:r>
+              <w:t>H = (2^H) -2</w:t>
+            </w:r>
+          </w:p>
+        </w:tc>
+      </w:tr>
+      <w:tr>
+        <w:tc>
+          <w:tcPr>
+            <w:tcW w:w="2405" w:type="dxa"/>
+          </w:tcPr>
+          <w:p>
+            <w:r>
+              <w:t>Class D</w:t>
+            </w:r>
+          </w:p>
+        </w:tc>
+        <w:tc>
+          <w:tcPr>
+            <w:tcW w:w="2103" w:type="dxa"/>
+          </w:tcPr>
+          <w:p>
+            <w:r>
+              <w:t>N.N.</w:t>
+            </w:r>
+            <w:proofErr w:type="gramStart"/>
+            <w:r>
+              <w:t>N.N</w:t>
+            </w:r>
+            <w:proofErr w:type="gramEnd"/>
+          </w:p>
+        </w:tc>
+        <w:tc>
+          <w:tcPr>
+            <w:tcW w:w="2254" w:type="dxa"/>
+          </w:tcPr>
+          <w:p>
+            <w:r>
+              <w:t>-</w:t>
+            </w:r>
+          </w:p>
+        </w:tc>
+        <w:tc>
+          <w:tcPr>
+            <w:tcW w:w="2254" w:type="dxa"/>
+          </w:tcPr>
+          <w:p>
+            <w:r>
+              <w:t>-</w:t>
+            </w:r>
+          </w:p>
+        </w:tc>
+      </w:tr>
+      <w:tr>
+        <w:tc>
+          <w:tcPr>
+            <w:tcW w:w="2405" w:type="dxa"/>
+          </w:tcPr>
+          <w:p>
+            <w:r>
+              <w:t>Class E</w:t>
+            </w:r>
+          </w:p>
+        </w:tc>
+        <w:tc>
+          <w:tcPr>
+            <w:tcW w:w="2103" w:type="dxa"/>
+          </w:tcPr>
+          <w:p>
+            <w:r>
+              <w:t>N.N.</w:t>
+            </w:r>
+            <w:proofErr w:type="gramStart"/>
+            <w:r>
+              <w:t>N.N</w:t>
+            </w:r>
+            <w:proofErr w:type="gramEnd"/>
+          </w:p>
+        </w:tc>
+        <w:tc>
+          <w:tcPr>
+            <w:tcW w:w="2254" w:type="dxa"/>
+          </w:tcPr>
+          <w:p>
+            <w:r>
+              <w:t>-</w:t>
+            </w:r>
+          </w:p>
+        </w:tc>
+        <w:tc>
+          <w:tcPr>
+            <w:tcW w:w="2254" w:type="dxa"/>
+          </w:tcPr>
+          <w:p>
+            <w:r>
+              <w:t>-</w:t>
+            </w:r>
+          </w:p>
+        </w:tc>
+      </w:tr>
+    </w:tbl>
+    <w:p>
+      <w:pPr>
+        <w:ind w:firstLine="720"/>
+      </w:pPr>
+    </w:p>
+    <w:p>
+      <w:pPr>
+        <w:ind w:firstLine="720"/>
+      </w:pPr>
+      <w:r>
+        <w:t>Ipv4 =&gt; 32 bits =&gt; 2^</w:t>
+      </w:r>
+      <w:proofErr w:type="gramStart"/>
+      <w:r>
+        <w:t>32  =</w:t>
+      </w:r>
+      <w:proofErr w:type="gramEnd"/>
+      <w:r>
+        <w:t>&gt; 4.3 billion</w:t>
+      </w:r>
+    </w:p>
+    <w:p>
+      <w:pPr>
+        <w:ind w:firstLine="720"/>
+      </w:pPr>
+    </w:p>
+    <w:p>
+      <w:pPr>
+        <w:ind w:firstLine="720"/>
+      </w:pPr>
+      <w:r>
+        <w:lastRenderedPageBreak/>
+        <w:t xml:space="preserve">1000 0000 0000 0000 0000 0000 0000 </w:t>
+      </w:r>
+      <w:proofErr w:type="gramStart"/>
+      <w:r>
+        <w:t xml:space="preserve">0000  =&gt; </w:t>
+      </w:r>
+      <w:r>
+        <w:t xml:space="preserve"> 128.0.0.0</w:t>
+      </w:r>
+      <w:proofErr w:type="gramEnd"/>
+    </w:p>
+    <w:p>
+      <w:pPr>
+        <w:ind w:firstLine="720"/>
+      </w:pPr>
+      <w:r>
+        <w:t>1100 =&gt; 192.0.0.0</w:t>
+      </w:r>
+    </w:p>
+    <w:p>
+      <w:pPr>
+        <w:ind w:firstLine="720"/>
+      </w:pPr>
+      <w:r>
+        <w:t>1110 =&gt; 224.0.0.0</w:t>
+      </w:r>
+    </w:p>
+    <w:p>
+      <w:pPr>
+        <w:ind w:firstLine="720"/>
+      </w:pPr>
+    </w:p>
+    <w:p>
+      <w:pPr>
+        <w:ind w:firstLine="720"/>
+      </w:pPr>
+      <w:r>
+        <w:t>0000 0000 =&gt; 0</w:t>
+      </w:r>
+    </w:p>
+    <w:p>
+      <w:pPr>
+        <w:ind w:firstLine="720"/>
+      </w:pPr>
+      <w:r>
+        <w:t>1111 1111 =&gt; 255</w:t>
+      </w:r>
+    </w:p>
+    <w:p>
+      <w:pPr>
+        <w:ind w:firstLine="720"/>
+      </w:pPr>
+    </w:p>
+    <w:p>
+      <w:pPr>
+        <w:ind w:firstLine="720"/>
+      </w:pPr>
+      <w:r>
+        <w:t xml:space="preserve">Subnet mask =&gt; System able to find out the which is network part and host part </w:t>
+      </w:r>
+    </w:p>
+    <w:p>
+      <w:pPr>
+        <w:ind w:firstLine="720"/>
+      </w:pPr>
+    </w:p>
+    <w:p>
+      <w:pPr>
+        <w:ind w:firstLine="720"/>
+      </w:pPr>
+      <w:r>
+        <w:t>Classful -&gt; FLSM</w:t>
+      </w:r>
+    </w:p>
+    <w:p>
+      <w:pPr>
+        <w:ind w:firstLine="720"/>
+      </w:pPr>
+      <w:r>
+        <w:t>192.168.1.</w:t>
+      </w:r>
+      <w:r>
+        <w:t>0</w:t>
+      </w:r>
+      <w:r>
+        <w:t xml:space="preserve">    =</w:t>
+      </w:r>
+      <w:proofErr w:type="gramStart"/>
+      <w:r>
+        <w:t>&gt;  Class</w:t>
+      </w:r>
+      <w:proofErr w:type="gramEnd"/>
+      <w:r>
+        <w:t xml:space="preserve"> C</w:t>
+      </w:r>
+    </w:p>
+    <w:p>
+      <w:pPr>
+        <w:ind w:firstLine="720"/>
+      </w:pPr>
+      <w:r>
+        <w:t>Subnet mask = 255.255.255.0</w:t>
+      </w:r>
+    </w:p>
+    <w:p>
+      <w:pPr>
+        <w:ind w:firstLine="720"/>
+      </w:pPr>
+      <w:r>
+        <w:t xml:space="preserve">Inverse mask = </w:t>
+      </w:r>
+      <w:r>
+        <w:t xml:space="preserve">Network range – subnet mask </w:t>
+      </w:r>
+    </w:p>
+    <w:p>
+      <w:pPr>
+        <w:ind w:firstLine="720"/>
+      </w:pPr>
+      <w:r>
+        <w:tab/>
+      </w:r>
+      <w:r>
+        <w:tab/>
+        <w:t xml:space="preserve">= </w:t>
+      </w:r>
+      <w:proofErr w:type="gramStart"/>
+      <w:r>
+        <w:t>255.255.255.255  -</w:t>
+      </w:r>
+      <w:proofErr w:type="gramEnd"/>
+      <w:r>
+        <w:t xml:space="preserve"> 255.255.255.0</w:t>
+      </w:r>
+    </w:p>
+    <w:p>
+      <w:pPr>
+        <w:ind w:firstLine="720"/>
+      </w:pPr>
+      <w:r>
+        <w:tab/>
+      </w:r>
+      <w:r>
+        <w:tab/>
+        <w:t xml:space="preserve"> = 0.0.0.255</w:t>
+      </w:r>
+    </w:p>
+    <w:p>
+      <w:pPr>
+        <w:ind w:firstLine="720"/>
+      </w:pPr>
+      <w:r>
+        <w:t>Ranges   = Inverse mask + network ID</w:t>
+      </w:r>
+    </w:p>
+    <w:p>
+      <w:pPr>
+        <w:ind w:firstLine="720"/>
+      </w:pPr>
+      <w:r>
+        <w:tab/>
+        <w:t>= 0.0.0.255 + 192.168.1.0   =&gt; 192.168.1.255</w:t>
+      </w:r>
+    </w:p>
+    <w:p>
+      <w:pPr>
+        <w:ind w:firstLine="720"/>
+      </w:pPr>
+    </w:p>
+    <w:p>
+      <w:pPr>
+        <w:ind w:firstLine="720"/>
+      </w:pPr>
+      <w:r>
+        <w:t>192.168.1.0   - 192.168.1.255</w:t>
+      </w:r>
+    </w:p>
+    <w:p>
+      <w:pPr>
+        <w:ind w:firstLine="720"/>
+      </w:pPr>
+      <w:proofErr w:type="gramStart"/>
+      <w:r>
+        <w:t>192.168.1.1  -</w:t>
+      </w:r>
+      <w:proofErr w:type="gramEnd"/>
+      <w:r>
+        <w:t xml:space="preserve"> 192.168.1.254   =&gt;  </w:t>
+      </w:r>
+      <w:proofErr w:type="gramStart"/>
+      <w:r>
+        <w:t xml:space="preserve">   (</w:t>
+      </w:r>
+      <w:proofErr w:type="gramEnd"/>
+      <w:r>
+        <w:t>2^H) -2   =</w:t>
+      </w:r>
+      <w:proofErr w:type="gramStart"/>
+      <w:r>
+        <w:t>&gt;  (</w:t>
+      </w:r>
+      <w:proofErr w:type="gramEnd"/>
+      <w:r>
+        <w:t>2^8) -</w:t>
+      </w:r>
+      <w:proofErr w:type="gramStart"/>
+      <w:r>
+        <w:t>2  =</w:t>
+      </w:r>
+      <w:proofErr w:type="gramEnd"/>
+      <w:r>
+        <w:t>&gt; 256 -2 =&gt; 254</w:t>
+      </w:r>
+    </w:p>
+    <w:p>
+      <w:pPr>
+        <w:ind w:firstLine="720"/>
+      </w:pPr>
+    </w:p>
+    <w:p>
+      <w:pPr>
+        <w:ind w:firstLine="720"/>
+      </w:pPr>
+    </w:p>
+    <w:p>
+      <w:pPr>
+        <w:ind w:firstLine="720"/>
+      </w:pPr>
+    </w:p>
+    <w:p>
+      <w:pPr>
+        <w:ind w:firstLine="720"/>
+      </w:pPr>
+      <w:r>
+        <w:t xml:space="preserve">172.16.0.0 </w:t>
+      </w:r>
+    </w:p>
+    <w:p>
+      <w:pPr>
+        <w:ind w:firstLine="720"/>
+      </w:pPr>
+    </w:p>
+    <w:p>
+      <w:pPr>
+        <w:ind w:firstLine="720"/>
+      </w:pPr>
+      <w:r>
+        <w:t>172.16.0.0    - 172.16.255.255</w:t>
+      </w:r>
+    </w:p>
+    <w:p>
+      <w:pPr>
+        <w:ind w:firstLine="720"/>
+      </w:pPr>
+    </w:p>
+    <w:p>
+      <w:pPr>
+        <w:ind w:firstLine="720"/>
+      </w:pPr>
+      <w:proofErr w:type="gramStart"/>
+      <w:r>
+        <w:t>172.16.0.1  -</w:t>
+      </w:r>
+      <w:proofErr w:type="gramEnd"/>
+      <w:r>
+        <w:t xml:space="preserve"> 172.16.255.254</w:t>
+      </w:r>
+    </w:p>
+    <w:p>
+      <w:pPr>
+        <w:ind w:firstLine="720"/>
+      </w:pPr>
+    </w:p>
+    <w:p>
+      <w:pPr>
+        <w:ind w:firstLine="720"/>
+      </w:pPr>
+      <w:r>
+        <w:t xml:space="preserve">32 =&gt; </w:t>
+      </w:r>
+    </w:p>
+    <w:p>
+      <w:pPr>
+        <w:ind w:firstLine="720"/>
+      </w:pPr>
+      <w:r>
+        <w:t xml:space="preserve">16 =&gt; </w:t>
+      </w:r>
+      <w:proofErr w:type="gramStart"/>
+      <w:r>
+        <w:t>10  01</w:t>
+      </w:r>
+      <w:proofErr w:type="gramEnd"/>
+      <w:r>
+        <w:t xml:space="preserve">  11   </w:t>
+      </w:r>
+      <w:proofErr w:type="gramStart"/>
+      <w:r>
+        <w:t>00  =</w:t>
+      </w:r>
+      <w:proofErr w:type="gramEnd"/>
+      <w:r>
+        <w:t>&gt; 4</w:t>
+      </w:r>
+    </w:p>
+    <w:p>
+      <w:pPr>
+        <w:ind w:firstLine="720"/>
+      </w:pPr>
+      <w:r>
+        <w:lastRenderedPageBreak/>
+        <w:t xml:space="preserve">192.168.1.0 -&gt; Class c =&gt; Subnet </w:t>
+      </w:r>
+      <w:proofErr w:type="gramStart"/>
+      <w:r>
+        <w:t xml:space="preserve">mask  =&gt; </w:t>
+      </w:r>
+      <w:r>
+        <w:t xml:space="preserve"> N.N.N.H</w:t>
+      </w:r>
+      <w:proofErr w:type="gramEnd"/>
+    </w:p>
+    <w:p>
+      <w:pPr>
+        <w:ind w:firstLine="720"/>
+      </w:pPr>
+    </w:p>
+    <w:p>
+      <w:pPr>
+        <w:ind w:firstLine="720"/>
+      </w:pPr>
+      <w:r>
+        <w:t xml:space="preserve">VLSM   =&gt; Variable length subnet mask </w:t>
+      </w:r>
+    </w:p>
+    <w:p>
+      <w:pPr>
+        <w:ind w:firstLine="720"/>
+      </w:pPr>
+    </w:p>
+    <w:p>
+      <w:pPr>
+        <w:ind w:firstLine="720"/>
+      </w:pPr>
+      <w:r>
+        <w:t xml:space="preserve">172.18.0.0   - required host – 100 </w:t>
+      </w:r>
+    </w:p>
+    <w:p>
+      <w:pPr>
+        <w:ind w:firstLine="720"/>
+      </w:pPr>
+    </w:p>
+    <w:p>
+      <w:pPr>
+        <w:ind w:firstLine="720"/>
+      </w:pPr>
+    </w:p>
+    <w:tbl>
+      <w:tblPr>
+        <w:tblStyle w:val="TableGrid"/>
+        <w:tblW w:w="0" w:type="auto"/>
+        <w:tblLook w:val="04A0" w:firstRow="1" w:lastRow="0" w:firstColumn="1" w:lastColumn="0" w:noHBand="0" w:noVBand="1"/>
+      </w:tblPr>
+      <w:tblGrid>
+        <w:gridCol w:w="551"/>
+        <w:gridCol w:w="761"/>
+        <w:gridCol w:w="761"/>
+        <w:gridCol w:w="761"/>
+        <w:gridCol w:w="761"/>
+        <w:gridCol w:w="761"/>
+        <w:gridCol w:w="761"/>
+        <w:gridCol w:w="761"/>
+      </w:tblGrid>
+      <w:tr>
+        <w:tc>
+          <w:tcPr>
+            <w:tcW w:w="551" w:type="dxa"/>
+          </w:tcPr>
+          <w:p>
+            <w:r>
+              <w:t>2^7</w:t>
+            </w:r>
+          </w:p>
+        </w:tc>
+        <w:tc>
+          <w:tcPr>
+            <w:tcW w:w="761" w:type="dxa"/>
+          </w:tcPr>
+          <w:p>
+            <w:r>
+              <w:t>2^6</w:t>
+            </w:r>
+          </w:p>
+        </w:tc>
+        <w:tc>
+          <w:tcPr>
+            <w:tcW w:w="761" w:type="dxa"/>
+          </w:tcPr>
+          <w:p>
+            <w:r>
+              <w:t>2^5</w:t>
+            </w:r>
+          </w:p>
+        </w:tc>
+        <w:tc>
+          <w:tcPr>
+            <w:tcW w:w="761" w:type="dxa"/>
+          </w:tcPr>
+          <w:p>
+            <w:r>
+              <w:t>2^4</w:t>
+            </w:r>
+          </w:p>
+        </w:tc>
+        <w:tc>
+          <w:tcPr>
+            <w:tcW w:w="761" w:type="dxa"/>
+          </w:tcPr>
+          <w:p>
+            <w:r>
+              <w:t>2^3</w:t>
+            </w:r>
+          </w:p>
+        </w:tc>
+        <w:tc>
+          <w:tcPr>
+            <w:tcW w:w="761" w:type="dxa"/>
+          </w:tcPr>
+          <w:p>
+            <w:r>
+              <w:t>2^2</w:t>
+            </w:r>
+          </w:p>
+        </w:tc>
+        <w:tc>
+          <w:tcPr>
+            <w:tcW w:w="761" w:type="dxa"/>
+          </w:tcPr>
+          <w:p>
+            <w:r>
+              <w:t>2^1</w:t>
+            </w:r>
+          </w:p>
+        </w:tc>
+        <w:tc>
+          <w:tcPr>
+            <w:tcW w:w="761" w:type="dxa"/>
+          </w:tcPr>
+          <w:p>
+            <w:r>
+              <w:t>2^0</w:t>
+            </w:r>
+          </w:p>
+        </w:tc>
+      </w:tr>
+      <w:tr>
+        <w:tc>
+          <w:tcPr>
+            <w:tcW w:w="551" w:type="dxa"/>
+          </w:tcPr>
+          <w:p>
+            <w:r>
+              <w:t>128</w:t>
+            </w:r>
+          </w:p>
+        </w:tc>
+        <w:tc>
+          <w:tcPr>
+            <w:tcW w:w="761" w:type="dxa"/>
+          </w:tcPr>
+          <w:p>
+            <w:r>
+              <w:t>64</w:t>
+            </w:r>
+          </w:p>
+        </w:tc>
+        <w:tc>
+          <w:tcPr>
+            <w:tcW w:w="761" w:type="dxa"/>
+          </w:tcPr>
+          <w:p>
+            <w:r>
+              <w:t>32</w:t>
+            </w:r>
+          </w:p>
+        </w:tc>
+        <w:tc>
+          <w:tcPr>
+            <w:tcW w:w="761" w:type="dxa"/>
+          </w:tcPr>
+          <w:p>
+            <w:r>
+              <w:t>16</w:t>
+            </w:r>
+          </w:p>
+        </w:tc>
+        <w:tc>
+          <w:tcPr>
+            <w:tcW w:w="761" w:type="dxa"/>
+          </w:tcPr>
+          <w:p>
+            <w:r>
+              <w:t>8</w:t>
+            </w:r>
+          </w:p>
+        </w:tc>
+        <w:tc>
+          <w:tcPr>
+            <w:tcW w:w="761" w:type="dxa"/>
+          </w:tcPr>
+          <w:p>
+            <w:r>
+              <w:t>4</w:t>
+            </w:r>
+          </w:p>
+        </w:tc>
+        <w:tc>
+          <w:tcPr>
+            <w:tcW w:w="761" w:type="dxa"/>
+          </w:tcPr>
+          <w:p>
+            <w:r>
+              <w:t>2</w:t>
+            </w:r>
+          </w:p>
+        </w:tc>
+        <w:tc>
+          <w:tcPr>
+            <w:tcW w:w="761" w:type="dxa"/>
+          </w:tcPr>
+          <w:p>
+            <w:r>
+              <w:t>1</w:t>
+            </w:r>
+          </w:p>
+        </w:tc>
+      </w:tr>
+    </w:tbl>
+    <w:p>
+      <w:pPr>
+        <w:ind w:firstLine="720"/>
+      </w:pPr>
+    </w:p>
+    <w:p>
+      <w:pPr>
+        <w:ind w:firstLine="720"/>
+      </w:pPr>
+      <w:r>
+        <w:t>Host = (2^H) -2</w:t>
+      </w:r>
+    </w:p>
+    <w:p>
+      <w:pPr>
+        <w:ind w:firstLine="720"/>
+      </w:pPr>
+      <w:r>
+        <w:tab/>
+        <w:t>= (2^7)-</w:t>
+      </w:r>
+      <w:proofErr w:type="gramStart"/>
+      <w:r>
+        <w:t>2  =</w:t>
+      </w:r>
+      <w:proofErr w:type="gramEnd"/>
+      <w:r>
+        <w:t>&gt; 126</w:t>
+      </w:r>
+    </w:p>
+    <w:p>
+      <w:pPr>
+        <w:ind w:firstLine="720"/>
+      </w:pPr>
+    </w:p>
+    <w:p>
+      <w:pPr>
+        <w:ind w:firstLine="720"/>
+      </w:pPr>
+    </w:p>
+    <w:p>
+      <w:pPr>
+        <w:ind w:firstLine="720"/>
+      </w:pPr>
+      <w:r>
+        <w:t>Network bits – no of host bits</w:t>
+      </w:r>
+    </w:p>
+    <w:p>
+      <w:pPr>
+        <w:ind w:firstLine="720"/>
+      </w:pPr>
+      <w:r>
+        <w:t xml:space="preserve">= 32 – </w:t>
+      </w:r>
+      <w:proofErr w:type="gramStart"/>
+      <w:r>
+        <w:t>7  =</w:t>
+      </w:r>
+      <w:proofErr w:type="gramEnd"/>
+      <w:r>
+        <w:t xml:space="preserve">&gt; 25 // </w:t>
+      </w:r>
+    </w:p>
+    <w:p>
+      <w:pPr>
+        <w:ind w:firstLine="720"/>
+      </w:pPr>
+      <w:r>
+        <w:t>Subnet mask =</w:t>
+      </w:r>
+      <w:proofErr w:type="gramStart"/>
+      <w:r>
+        <w:t>&gt;  8.8.8.1</w:t>
+      </w:r>
+      <w:proofErr w:type="gramEnd"/>
+      <w:r>
+        <w:t xml:space="preserve">  =&gt; 255.255.255.128</w:t>
+      </w:r>
+    </w:p>
+    <w:p>
+      <w:pPr>
+        <w:ind w:firstLine="720"/>
+      </w:pPr>
+      <w:r>
+        <w:t>Subnet = 2^</w:t>
+      </w:r>
+      <w:proofErr w:type="gramStart"/>
+      <w:r>
+        <w:t>S</w:t>
+      </w:r>
+      <w:r>
+        <w:t xml:space="preserve">  =</w:t>
+      </w:r>
+      <w:proofErr w:type="gramEnd"/>
+      <w:r>
+        <w:t>&gt; 2^1 =&gt; 2</w:t>
+      </w:r>
+    </w:p>
+    <w:p>
+      <w:pPr>
+        <w:ind w:firstLine="720"/>
+      </w:pPr>
+    </w:p>
+    <w:p>
+      <w:pPr>
+        <w:ind w:firstLine="720"/>
+      </w:pPr>
+      <w:r>
+        <w:t xml:space="preserve">Inverse mask = </w:t>
+      </w:r>
+      <w:proofErr w:type="gramStart"/>
+      <w:r>
+        <w:t>255.255.255.255  -</w:t>
+      </w:r>
+      <w:proofErr w:type="gramEnd"/>
+      <w:r>
+        <w:t xml:space="preserve"> 255.255.255.128</w:t>
+      </w:r>
+    </w:p>
+    <w:p>
+      <w:pPr>
+        <w:ind w:firstLine="720"/>
+      </w:pPr>
+      <w:r>
+        <w:t xml:space="preserve">                       = </w:t>
+      </w:r>
+      <w:r>
+        <w:t>0.0.0.127</w:t>
+      </w:r>
+    </w:p>
+    <w:p>
+      <w:pPr>
+        <w:ind w:firstLine="720"/>
+      </w:pPr>
+    </w:p>
+    <w:p>
+      <w:pPr>
+        <w:ind w:firstLine="720"/>
+      </w:pPr>
+      <w:r>
+        <w:t xml:space="preserve">Ranges = id + mask </w:t>
+      </w:r>
+    </w:p>
+    <w:p>
+      <w:pPr>
+        <w:ind w:firstLine="720"/>
+      </w:pPr>
+      <w:r>
+        <w:tab/>
+        <w:t>= 172.168.0.0   + 0.0.0.127</w:t>
+      </w:r>
+    </w:p>
+    <w:p>
+      <w:pPr>
+        <w:ind w:firstLine="720"/>
+      </w:pPr>
+      <w:r>
+        <w:tab/>
+        <w:t>= 172.168.0.127</w:t>
+      </w:r>
+    </w:p>
+    <w:p>
+      <w:pPr>
+        <w:ind w:firstLine="720"/>
+      </w:pPr>
+      <w:r>
+        <w:t>Network id = 172.168.0.0</w:t>
+      </w:r>
+    </w:p>
+    <w:p>
+      <w:pPr>
+        <w:ind w:firstLine="720"/>
+      </w:pPr>
+      <w:r>
+        <w:t>Broadcast address = 172.168.0.127</w:t>
+      </w:r>
+    </w:p>
+    <w:p>
+      <w:pPr>
+        <w:ind w:firstLine="720"/>
+      </w:pPr>
+      <w:r>
+        <w:t xml:space="preserve">Usable </w:t>
+      </w:r>
+      <w:proofErr w:type="spellStart"/>
+      <w:proofErr w:type="gramStart"/>
+      <w:r>
+        <w:t>ip</w:t>
+      </w:r>
+      <w:proofErr w:type="spellEnd"/>
+      <w:r>
+        <w:t xml:space="preserve">  =</w:t>
+      </w:r>
+      <w:proofErr w:type="gramEnd"/>
+      <w:r>
+        <w:t xml:space="preserve">  </w:t>
+      </w:r>
+      <w:proofErr w:type="gramStart"/>
+      <w:r>
+        <w:t>172.168.0.1  to</w:t>
+      </w:r>
+      <w:proofErr w:type="gramEnd"/>
+      <w:r>
+        <w:t xml:space="preserve"> 172.168.0.126</w:t>
+      </w:r>
+    </w:p>
+    <w:p>
+      <w:pPr>
+        <w:ind w:firstLine="720"/>
+      </w:pPr>
+    </w:p>
+    <w:p>
+      <w:pPr>
+        <w:ind w:firstLine="720"/>
+      </w:pPr>
+    </w:p>
+    <w:p>
+      <w:proofErr w:type="gramStart"/>
+      <w:r>
+        <w:t>172.168.0.0  =</w:t>
+      </w:r>
+      <w:proofErr w:type="gramEnd"/>
+      <w:r>
+        <w:t>&gt; required host 1000</w:t>
+      </w:r>
+    </w:p>
+    <w:p>
+      <w:r>
+        <w:t xml:space="preserve">22 =&gt; </w:t>
+      </w:r>
+      <w:proofErr w:type="gramStart"/>
+      <w:r>
+        <w:t>8.8.6.0  =</w:t>
+      </w:r>
+      <w:proofErr w:type="gramEnd"/>
+      <w:r>
+        <w:t>&gt; 255.255.</w:t>
+      </w:r>
+      <w:r>
+        <w:t>252.0</w:t>
+      </w:r>
+    </w:p>
+    <w:p>
+      <w:pPr>
+        <w:ind w:firstLine="720"/>
+      </w:pPr>
+      <w:r>
+        <w:lastRenderedPageBreak/>
+        <w:t xml:space="preserve">CIDR =&gt; classes Inter-domain </w:t>
+      </w:r>
+      <w:proofErr w:type="gramStart"/>
+      <w:r>
+        <w:t>Routing  /</w:t>
+      </w:r>
+      <w:proofErr w:type="gramEnd"/>
+      <w:r>
+        <w:t>/ slash value</w:t>
+      </w:r>
+    </w:p>
+    <w:p>
+      <w:pPr>
+        <w:ind w:firstLine="720"/>
+      </w:pPr>
+    </w:p>
+    <w:p>
+      <w:pPr>
+        <w:ind w:firstLine="720"/>
+      </w:pPr>
+      <w:proofErr w:type="gramStart"/>
+      <w:r>
+        <w:t>192.168.</w:t>
+      </w:r>
+      <w:r>
+        <w:t>0</w:t>
+      </w:r>
+      <w:r>
+        <w:t>.0  /</w:t>
+      </w:r>
+      <w:proofErr w:type="gramEnd"/>
+      <w:r>
+        <w:t xml:space="preserve"> 16</w:t>
+      </w:r>
+    </w:p>
+    <w:p>
+      <w:pPr>
+        <w:ind w:firstLine="720"/>
+      </w:pPr>
+    </w:p>
+    <w:p>
+      <w:pPr>
+        <w:ind w:firstLine="720"/>
+      </w:pPr>
+      <w:r>
+        <w:t xml:space="preserve">= </w:t>
+      </w:r>
+      <w:proofErr w:type="gramStart"/>
+      <w:r>
+        <w:t>8.8.0.0  =</w:t>
+      </w:r>
+      <w:proofErr w:type="gramEnd"/>
+      <w:r>
+        <w:t xml:space="preserve">&gt; 255.255.0.0   </w:t>
+      </w:r>
+    </w:p>
+    <w:p>
+      <w:pPr>
+        <w:ind w:firstLine="720"/>
+      </w:pPr>
+      <w:r>
+        <w:t>Inverse =&gt; 0.0.255.255</w:t>
+      </w:r>
+    </w:p>
+    <w:p>
+      <w:pPr>
+        <w:ind w:firstLine="720"/>
+      </w:pPr>
+      <w:r>
+        <w:t xml:space="preserve">Range = 192.168. </w:t>
+      </w:r>
+      <w:r>
+        <w:t>255.255</w:t>
+      </w:r>
+    </w:p>
+    <w:p>
+      <w:pPr>
+        <w:ind w:firstLine="720"/>
+      </w:pPr>
+    </w:p>
+    <w:p>
+      <w:pPr>
+        <w:ind w:firstLine="720"/>
+      </w:pPr>
+      <w:r>
+        <w:t xml:space="preserve">Usable =&gt; </w:t>
+      </w:r>
+      <w:proofErr w:type="gramStart"/>
+      <w:r>
+        <w:t>192.168.0.1  to</w:t>
+      </w:r>
+      <w:proofErr w:type="gramEnd"/>
+      <w:r>
+        <w:t xml:space="preserve"> 192.168.255.254</w:t>
+      </w:r>
+    </w:p>
+    <w:p>
+      <w:pPr>
+        <w:ind w:firstLine="720"/>
+      </w:pPr>
+    </w:p>
+    <w:p>
+      <w:pPr>
+        <w:ind w:firstLine="720"/>
+      </w:pPr>
+    </w:p>
+    <w:p>
+      <w:pPr>
+        <w:ind w:firstLine="720"/>
+      </w:pPr>
+      <w:r>
+        <w:t>192.168.1.0 / 27</w:t>
+      </w:r>
+    </w:p>
+    <w:p>
+      <w:pPr>
+        <w:ind w:firstLine="720"/>
+      </w:pPr>
+    </w:p>
+    <w:p>
+      <w:pPr>
+        <w:pStyle w:val="ListParagraph"/>
+        <w:numPr>
+          <w:ilvl w:val="0"/>
+          <w:numId w:val="1"/>
+        </w:numPr>
+      </w:pPr>
+      <w:r>
+        <w:t>8.8.8.</w:t>
+      </w:r>
+      <w:r>
+        <w:t>3</w:t>
+      </w:r>
+      <w:r>
+        <w:t xml:space="preserve">     =&gt; 255.255.255.224</w:t>
+      </w:r>
+    </w:p>
+    <w:p>
+      <w:pPr>
+        <w:pStyle w:val="ListParagraph"/>
+        <w:numPr>
+          <w:ilvl w:val="0"/>
+          <w:numId w:val="1"/>
+        </w:numPr>
+      </w:pPr>
+      <w:r>
+        <w:t>Subnet = 2^S   -</w:t>
+      </w:r>
+      <w:proofErr w:type="gramStart"/>
+      <w:r>
+        <w:t>&gt;  2</w:t>
+      </w:r>
+      <w:proofErr w:type="gramEnd"/>
+      <w:r>
+        <w:t>^</w:t>
+      </w:r>
+      <w:proofErr w:type="gramStart"/>
+      <w:r>
+        <w:t>3  =</w:t>
+      </w:r>
+      <w:proofErr w:type="gramEnd"/>
+      <w:r>
+        <w:t>&gt; 8</w:t>
+      </w:r>
+    </w:p>
+    <w:p>
+      <w:pPr>
+        <w:pStyle w:val="ListParagraph"/>
+        <w:numPr>
+          <w:ilvl w:val="0"/>
+          <w:numId w:val="1"/>
+        </w:numPr>
+      </w:pPr>
+      <w:proofErr w:type="gramStart"/>
+      <w:r>
+        <w:t>8.8.8.3  =</w:t>
+      </w:r>
+      <w:proofErr w:type="gramEnd"/>
+      <w:r>
+        <w:t xml:space="preserve">&gt; find subnet and </w:t>
+      </w:r>
+      <w:proofErr w:type="gramStart"/>
+      <w:r>
+        <w:t>host  =</w:t>
+      </w:r>
+      <w:proofErr w:type="gramEnd"/>
+      <w:r>
+        <w:t xml:space="preserve">&gt; </w:t>
+      </w:r>
+      <w:proofErr w:type="gramStart"/>
+      <w:r>
+        <w:t>8 ,</w:t>
+      </w:r>
+      <w:proofErr w:type="gramEnd"/>
+      <w:r>
+        <w:t xml:space="preserve"> 30</w:t>
+      </w:r>
+    </w:p>
+    <w:p>
+      <w:pPr>
+        <w:pStyle w:val="ListParagraph"/>
+        <w:numPr>
+          <w:ilvl w:val="0"/>
+          <w:numId w:val="1"/>
+        </w:numPr>
+      </w:pPr>
+    </w:p>
+    <w:p>
+      <w:pPr>
+        <w:ind w:firstLine="720"/>
+      </w:pPr>
+    </w:p>
+    <w:p>
+      <w:pPr>
+        <w:ind w:firstLine="720"/>
+      </w:pPr>
+    </w:p>
+    <w:p>
+      <w:pPr>
+        <w:ind w:firstLine="720"/>
+      </w:pPr>
+    </w:p>
+    <w:p>
+      <w:pPr>
+        <w:ind w:firstLine="720"/>
+      </w:pPr>
+      <w:r>
+        <w:t xml:space="preserve">Subnet problem </w:t>
+      </w:r>
+    </w:p>
+    <w:p>
+      <w:pPr>
+        <w:ind w:firstLine="720"/>
+      </w:pPr>
+      <w:r>
+        <w:t>Required subnet</w:t>
+      </w:r>
+    </w:p>
+    <w:p>
+      <w:pPr>
+        <w:ind w:firstLine="720"/>
+      </w:pPr>
+    </w:p>
+    <w:p>
+      <w:pPr>
+        <w:pStyle w:val="ListParagraph"/>
+        <w:numPr>
+          <w:ilvl w:val="0"/>
+          <w:numId w:val="2"/>
+        </w:numPr>
+      </w:pPr>
+      <w:r>
+        <w:t xml:space="preserve">Separate the host bits and write </w:t>
+      </w:r>
+    </w:p>
+    <w:p>
+      <w:pPr>
+        <w:pStyle w:val="ListParagraph"/>
+        <w:numPr>
+          <w:ilvl w:val="0"/>
+          <w:numId w:val="2"/>
+        </w:numPr>
+      </w:pPr>
+      <w:proofErr w:type="gramStart"/>
+      <w:r>
+        <w:t>Write  host</w:t>
+      </w:r>
+      <w:proofErr w:type="gramEnd"/>
+      <w:r>
+        <w:t xml:space="preserve"> bit place value from left to right </w:t>
+      </w:r>
+    </w:p>
+    <w:p>
+      <w:pPr>
+        <w:pStyle w:val="ListParagraph"/>
+        <w:numPr>
+          <w:ilvl w:val="0"/>
+          <w:numId w:val="2"/>
+        </w:numPr>
+      </w:pPr>
+      <w:r>
+        <w:t xml:space="preserve">Based on requirement move a line </w:t>
+      </w:r>
+    </w:p>
+    <w:p/>
+    <w:p>
+      <w:r>
+        <w:t>10.0.0.0/8     =&gt; required subnet = 4</w:t>
+      </w:r>
+    </w:p>
+    <w:p/>
+    <w:tbl>
+      <w:tblPr>
+        <w:tblStyle w:val="TableGrid"/>
+        <w:tblpPr w:leftFromText="180" w:rightFromText="180" w:vertAnchor="text" w:horzAnchor="page" w:tblpX="2049" w:tblpY="35"/>
+        <w:tblW w:w="0" w:type="auto"/>
+        <w:tblLook w:val="04A0" w:firstRow="1" w:lastRow="0" w:firstColumn="1" w:lastColumn="0" w:noHBand="0" w:noVBand="1"/>
+      </w:tblPr>
+      <w:tblGrid>
+        <w:gridCol w:w="551"/>
+        <w:gridCol w:w="761"/>
+        <w:gridCol w:w="761"/>
+        <w:gridCol w:w="761"/>
+        <w:gridCol w:w="761"/>
+        <w:gridCol w:w="761"/>
+        <w:gridCol w:w="761"/>
+        <w:gridCol w:w="328"/>
+      </w:tblGrid>
+      <w:tr>
+        <w:tc>
+          <w:tcPr>
+            <w:tcW w:w="551" w:type="dxa"/>
+          </w:tcPr>
+          <w:p>
+            <w:r>
+              <w:t>128</w:t>
+            </w:r>
+          </w:p>
+        </w:tc>
+        <w:tc>
+          <w:tcPr>
+            <w:tcW w:w="761" w:type="dxa"/>
+          </w:tcPr>
+          <w:p>
+            <w:r>
+              <w:t>64</w:t>
+            </w:r>
+          </w:p>
+        </w:tc>
+        <w:tc>
+          <w:tcPr>
+            <w:tcW w:w="761" w:type="dxa"/>
+          </w:tcPr>
+          <w:p>
+            <w:r>
+              <w:t>32</w:t>
+            </w:r>
+          </w:p>
+        </w:tc>
+        <w:tc>
+          <w:tcPr>
+            <w:tcW w:w="761" w:type="dxa"/>
+          </w:tcPr>
+          <w:p>
+            <w:r>
+              <w:t>16</w:t>
+            </w:r>
+          </w:p>
+        </w:tc>
+        <w:tc>
+          <w:tcPr>
+            <w:tcW w:w="761" w:type="dxa"/>
+          </w:tcPr>
+          <w:p>
+            <w:r>
+              <w:t>8</w:t>
+            </w:r>
+          </w:p>
+        </w:tc>
+        <w:tc>
+          <w:tcPr>
+            <w:tcW w:w="761" w:type="dxa"/>
+          </w:tcPr>
+          <w:p>
+            <w:r>
+              <w:t>4</w:t>
+            </w:r>
+          </w:p>
+        </w:tc>
+        <w:tc>
+          <w:tcPr>
+            <w:tcW w:w="761" w:type="dxa"/>
+          </w:tcPr>
+          <w:p>
+            <w:r>
+              <w:t>2</w:t>
+            </w:r>
+          </w:p>
+        </w:tc>
+        <w:tc>
+          <w:tcPr>
+            <w:tcW w:w="328" w:type="dxa"/>
+          </w:tcPr>
+          <w:p>
+            <w:r>
+              <w:t>1</w:t>
+            </w:r>
+          </w:p>
+        </w:tc>
+      </w:tr>
+    </w:tbl>
+    <w:p>
+      <w:r>
+        <w:t xml:space="preserve">10.           </w:t>
+      </w:r>
+    </w:p>
+    <w:p>
+      <w:r>
+        <w:t xml:space="preserve">10.         </w:t>
+      </w:r>
+      <w:r>
+        <w:t>2           4              8           16              32         64         128         256</w:t>
+      </w:r>
+    </w:p>
+    <w:p/>
+    <w:p/>
+    <w:p>
+      <w:pPr>
+        <w:ind w:firstLine="720"/>
+      </w:pPr>
+    </w:p>
+    <w:p>
+      <w:pPr>
+        <w:ind w:firstLine="720"/>
+      </w:pPr>
+    </w:p>
+    <w:p>
+      <w:pPr>
+        <w:ind w:firstLine="720"/>
+      </w:pPr>
     </w:p>
     <w:p>
       <w:pPr>
@@ -1439,6 +3031,219 @@
     </w:sectPr>
   </w:body>
 </w:document>
+</file>
+
+<file path=word/numbering.xml><?xml version="1.0" encoding="utf-8"?>
+<w:numbering xmlns:wpc="http://schemas.microsoft.com/office/word/2010/wordprocessingCanvas" xmlns:cx="http://schemas.microsoft.com/office/drawing/2014/chartex" xmlns:cx1="http://schemas.microsoft.com/office/drawing/2015/9/8/chartex" xmlns:cx2="http://schemas.microsoft.com/office/drawing/2015/10/21/chartex" xmlns:cx3="http://schemas.microsoft.com/office/drawing/2016/5/9/chartex" xmlns:cx4="http://schemas.microsoft.com/office/drawing/2016/5/10/chartex" xmlns:cx5="http://schemas.microsoft.com/office/drawing/2016/5/11/chartex" xmlns:cx6="http://schemas.microsoft.com/office/drawing/2016/5/12/chartex" xmlns:cx7="http://schemas.microsoft.com/office/drawing/2016/5/13/chartex" xmlns:cx8="http://schemas.microsoft.com/office/drawing/2016/5/14/chartex" xmlns:mc="http://schemas.openxmlformats.org/markup-compatibility/2006" xmlns:aink="http://schemas.microsoft.com/office/drawing/2016/ink" xmlns:am3d="http://schemas.microsoft.com/office/drawing/2017/model3d" xmlns:o="urn:schemas-microsoft-com:office:office" xmlns:oel="http://schemas.microsoft.com/office/2019/extlst" xmlns:r="http://schemas.openxmlformats.org/officeDocument/2006/relationships" xmlns:m="http://schemas.openxmlformats.org/officeDocument/2006/math" xmlns:v="urn:schemas-microsoft-com:vml" xmlns:wp14="http://schemas.microsoft.com/office/word/2010/wordprocessingDrawing" xmlns:wp="http://schemas.openxmlformats.org/drawingml/2006/wordprocessingDrawing" xmlns:w10="urn:schemas-microsoft-com:office:word" xmlns:w="http://schemas.openxmlformats.org/wordprocessingml/2006/main" xmlns:w14="http://schemas.microsoft.com/office/word/2010/wordml" xmlns:w15="http://schemas.microsoft.com/office/word/2012/wordml" xmlns:w16cex="http://schemas.microsoft.com/office/word/2018/wordml/cex" xmlns:w16cid="http://schemas.microsoft.com/office/word/2016/wordml/cid" xmlns:w16="http://schemas.microsoft.com/office/word/2018/wordml" xmlns:w16du="http://schemas.microsoft.com/office/word/2023/wordml/word16du" xmlns:w16sdtdh="http://schemas.microsoft.com/office/word/2020/wordml/sdtdatahash" xmlns:w16sdtfl="http://schemas.microsoft.com/office/word/2024/wordml/sdtformatlock" xmlns:w16se="http://schemas.microsoft.com/office/word/2015/wordml/symex" xmlns:wpg="http://schemas.microsoft.com/office/word/2010/wordprocessingGroup" xmlns:wpi="http://schemas.microsoft.com/office/word/2010/wordprocessingInk" xmlns:wne="http://schemas.microsoft.com/office/word/2006/wordml" xmlns:wps="http://schemas.microsoft.com/office/word/2010/wordprocessingShape" mc:Ignorable="w14 w15 w16se w16cid w16 w16cex w16sdtdh w16sdtfl w16du wp14">
+  <w:abstractNum w:abstractNumId="0" w15:restartNumberingAfterBreak="0">
+    <w:nsid w:val="1D3B21CE"/>
+    <w:multiLevelType w:val="hybridMultilevel"/>
+    <w:tmpl w:val="36B66A92"/>
+    <w:lvl w:ilvl="0" w:tplc="17F0B624">
+      <w:start w:val="1"/>
+      <w:numFmt w:val="decimal"/>
+      <w:lvlText w:val="%1."/>
+      <w:lvlJc w:val="left"/>
+      <w:pPr>
+        <w:ind w:left="1080" w:hanging="360"/>
+      </w:pPr>
+      <w:rPr>
+        <w:rFonts w:hint="default"/>
+      </w:rPr>
+    </w:lvl>
+    <w:lvl w:ilvl="1" w:tplc="40090019" w:tentative="1">
+      <w:start w:val="1"/>
+      <w:numFmt w:val="lowerLetter"/>
+      <w:lvlText w:val="%2."/>
+      <w:lvlJc w:val="left"/>
+      <w:pPr>
+        <w:ind w:left="1800" w:hanging="360"/>
+      </w:pPr>
+    </w:lvl>
+    <w:lvl w:ilvl="2" w:tplc="4009001B" w:tentative="1">
+      <w:start w:val="1"/>
+      <w:numFmt w:val="lowerRoman"/>
+      <w:lvlText w:val="%3."/>
+      <w:lvlJc w:val="right"/>
+      <w:pPr>
+        <w:ind w:left="2520" w:hanging="180"/>
+      </w:pPr>
+    </w:lvl>
+    <w:lvl w:ilvl="3" w:tplc="4009000F" w:tentative="1">
+      <w:start w:val="1"/>
+      <w:numFmt w:val="decimal"/>
+      <w:lvlText w:val="%4."/>
+      <w:lvlJc w:val="left"/>
+      <w:pPr>
+        <w:ind w:left="3240" w:hanging="360"/>
+      </w:pPr>
+    </w:lvl>
+    <w:lvl w:ilvl="4" w:tplc="40090019" w:tentative="1">
+      <w:start w:val="1"/>
+      <w:numFmt w:val="lowerLetter"/>
+      <w:lvlText w:val="%5."/>
+      <w:lvlJc w:val="left"/>
+      <w:pPr>
+        <w:ind w:left="3960" w:hanging="360"/>
+      </w:pPr>
+    </w:lvl>
+    <w:lvl w:ilvl="5" w:tplc="4009001B" w:tentative="1">
+      <w:start w:val="1"/>
+      <w:numFmt w:val="lowerRoman"/>
+      <w:lvlText w:val="%6."/>
+      <w:lvlJc w:val="right"/>
+      <w:pPr>
+        <w:ind w:left="4680" w:hanging="180"/>
+      </w:pPr>
+    </w:lvl>
+    <w:lvl w:ilvl="6" w:tplc="4009000F" w:tentative="1">
+      <w:start w:val="1"/>
+      <w:numFmt w:val="decimal"/>
+      <w:lvlText w:val="%7."/>
+      <w:lvlJc w:val="left"/>
+      <w:pPr>
+        <w:ind w:left="5400" w:hanging="360"/>
+      </w:pPr>
+    </w:lvl>
+    <w:lvl w:ilvl="7" w:tplc="40090019" w:tentative="1">
+      <w:start w:val="1"/>
+      <w:numFmt w:val="lowerLetter"/>
+      <w:lvlText w:val="%8."/>
+      <w:lvlJc w:val="left"/>
+      <w:pPr>
+        <w:ind w:left="6120" w:hanging="360"/>
+      </w:pPr>
+    </w:lvl>
+    <w:lvl w:ilvl="8" w:tplc="4009001B" w:tentative="1">
+      <w:start w:val="1"/>
+      <w:numFmt w:val="lowerRoman"/>
+      <w:lvlText w:val="%9."/>
+      <w:lvlJc w:val="right"/>
+      <w:pPr>
+        <w:ind w:left="6840" w:hanging="180"/>
+      </w:pPr>
+    </w:lvl>
+  </w:abstractNum>
+  <w:abstractNum w:abstractNumId="1" w15:restartNumberingAfterBreak="0">
+    <w:nsid w:val="53A92F4C"/>
+    <w:multiLevelType w:val="hybridMultilevel"/>
+    <w:tmpl w:val="8C062E6A"/>
+    <w:lvl w:ilvl="0" w:tplc="5E4AAB1A">
+      <w:start w:val="192"/>
+      <w:numFmt w:val="bullet"/>
+      <w:lvlText w:val=""/>
+      <w:lvlJc w:val="left"/>
+      <w:pPr>
+        <w:ind w:left="1080" w:hanging="360"/>
+      </w:pPr>
+      <w:rPr>
+        <w:rFonts w:ascii="Wingdings" w:eastAsiaTheme="minorHAnsi" w:hAnsi="Wingdings" w:cstheme="minorBidi" w:hint="default"/>
+      </w:rPr>
+    </w:lvl>
+    <w:lvl w:ilvl="1" w:tplc="40090003" w:tentative="1">
+      <w:start w:val="1"/>
+      <w:numFmt w:val="bullet"/>
+      <w:lvlText w:val="o"/>
+      <w:lvlJc w:val="left"/>
+      <w:pPr>
+        <w:ind w:left="1800" w:hanging="360"/>
+      </w:pPr>
+      <w:rPr>
+        <w:rFonts w:ascii="Courier New" w:hAnsi="Courier New" w:cs="Courier New" w:hint="default"/>
+      </w:rPr>
+    </w:lvl>
+    <w:lvl w:ilvl="2" w:tplc="40090005" w:tentative="1">
+      <w:start w:val="1"/>
+      <w:numFmt w:val="bullet"/>
+      <w:lvlText w:val=""/>
+      <w:lvlJc w:val="left"/>
+      <w:pPr>
+        <w:ind w:left="2520" w:hanging="360"/>
+      </w:pPr>
+      <w:rPr>
+        <w:rFonts w:ascii="Wingdings" w:hAnsi="Wingdings" w:hint="default"/>
+      </w:rPr>
+    </w:lvl>
+    <w:lvl w:ilvl="3" w:tplc="40090001" w:tentative="1">
+      <w:start w:val="1"/>
+      <w:numFmt w:val="bullet"/>
+      <w:lvlText w:val=""/>
+      <w:lvlJc w:val="left"/>
+      <w:pPr>
+        <w:ind w:left="3240" w:hanging="360"/>
+      </w:pPr>
+      <w:rPr>
+        <w:rFonts w:ascii="Symbol" w:hAnsi="Symbol" w:hint="default"/>
+      </w:rPr>
+    </w:lvl>
+    <w:lvl w:ilvl="4" w:tplc="40090003" w:tentative="1">
+      <w:start w:val="1"/>
+      <w:numFmt w:val="bullet"/>
+      <w:lvlText w:val="o"/>
+      <w:lvlJc w:val="left"/>
+      <w:pPr>
+        <w:ind w:left="3960" w:hanging="360"/>
+      </w:pPr>
+      <w:rPr>
+        <w:rFonts w:ascii="Courier New" w:hAnsi="Courier New" w:cs="Courier New" w:hint="default"/>
+      </w:rPr>
+    </w:lvl>
+    <w:lvl w:ilvl="5" w:tplc="40090005" w:tentative="1">
+      <w:start w:val="1"/>
+      <w:numFmt w:val="bullet"/>
+      <w:lvlText w:val=""/>
+      <w:lvlJc w:val="left"/>
+      <w:pPr>
+        <w:ind w:left="4680" w:hanging="360"/>
+      </w:pPr>
+      <w:rPr>
+        <w:rFonts w:ascii="Wingdings" w:hAnsi="Wingdings" w:hint="default"/>
+      </w:rPr>
+    </w:lvl>
+    <w:lvl w:ilvl="6" w:tplc="40090001" w:tentative="1">
+      <w:start w:val="1"/>
+      <w:numFmt w:val="bullet"/>
+      <w:lvlText w:val=""/>
+      <w:lvlJc w:val="left"/>
+      <w:pPr>
+        <w:ind w:left="5400" w:hanging="360"/>
+      </w:pPr>
+      <w:rPr>
+        <w:rFonts w:ascii="Symbol" w:hAnsi="Symbol" w:hint="default"/>
+      </w:rPr>
+    </w:lvl>
+    <w:lvl w:ilvl="7" w:tplc="40090003" w:tentative="1">
+      <w:start w:val="1"/>
+      <w:numFmt w:val="bullet"/>
+      <w:lvlText w:val="o"/>
+      <w:lvlJc w:val="left"/>
+      <w:pPr>
+        <w:ind w:left="6120" w:hanging="360"/>
+      </w:pPr>
+      <w:rPr>
+        <w:rFonts w:ascii="Courier New" w:hAnsi="Courier New" w:cs="Courier New" w:hint="default"/>
+      </w:rPr>
+    </w:lvl>
+    <w:lvl w:ilvl="8" w:tplc="40090005" w:tentative="1">
+      <w:start w:val="1"/>
+      <w:numFmt w:val="bullet"/>
+      <w:lvlText w:val=""/>
+      <w:lvlJc w:val="left"/>
+      <w:pPr>
+        <w:ind w:left="6840" w:hanging="360"/>
+      </w:pPr>
+      <w:rPr>
+        <w:rFonts w:ascii="Wingdings" w:hAnsi="Wingdings" w:hint="default"/>
+      </w:rPr>
+    </w:lvl>
+  </w:abstractNum>
+  <w:num w:numId="1" w16cid:durableId="269513403">
+    <w:abstractNumId w:val="1"/>
+  </w:num>
+  <w:num w:numId="2" w16cid:durableId="1483279116">
+    <w:abstractNumId w:val="0"/>
+  </w:num>
+</w:numbering>
 </file>
 
 <file path=word/styles.xml><?xml version="1.0" encoding="utf-8"?>
@@ -1841,6 +3646,7 @@
   <w:style w:type="paragraph" w:default="1" w:styleId="Normal">
     <w:name w:val="Normal"/>
     <w:qFormat/>
+    <w:rsid w:val="00F14748"/>
   </w:style>
   <w:style w:type="paragraph" w:styleId="Heading1">
     <w:name w:val="heading 1"/>

--- a/naresh_n+/Bounded network media.docx
+++ b/naresh_n+/Bounded network media.docx
@@ -2950,6 +2950,370 @@
     </w:p>
     <w:p/>
     <w:p/>
+    <w:p>
+      <w:pPr>
+        <w:ind w:firstLine="720"/>
+      </w:pPr>
+    </w:p>
+    <w:p>
+      <w:pPr>
+        <w:ind w:firstLine="720"/>
+      </w:pPr>
+      <w:r>
+        <w:t xml:space="preserve">Public </w:t>
+      </w:r>
+      <w:proofErr w:type="spellStart"/>
+      <w:r>
+        <w:t>ip</w:t>
+      </w:r>
+      <w:proofErr w:type="spellEnd"/>
+      <w:r>
+        <w:t xml:space="preserve"> and private </w:t>
+      </w:r>
+      <w:proofErr w:type="spellStart"/>
+      <w:r>
+        <w:t>ip</w:t>
+      </w:r>
+      <w:proofErr w:type="spellEnd"/>
+      <w:r>
+        <w:t xml:space="preserve"> </w:t>
+      </w:r>
+    </w:p>
+    <w:p>
+      <w:pPr>
+        <w:ind w:firstLine="720"/>
+      </w:pPr>
+    </w:p>
+    <w:p>
+      <w:pPr>
+        <w:ind w:firstLine="720"/>
+      </w:pPr>
+    </w:p>
+    <w:p>
+      <w:pPr>
+        <w:ind w:firstLine="720"/>
+      </w:pPr>
+      <w:r>
+        <w:t xml:space="preserve">Private </w:t>
+      </w:r>
+      <w:proofErr w:type="spellStart"/>
+      <w:r>
+        <w:t>ip</w:t>
+      </w:r>
+      <w:proofErr w:type="spellEnd"/>
+      <w:r>
+        <w:t xml:space="preserve"> </w:t>
+      </w:r>
+      <w:proofErr w:type="gramStart"/>
+      <w:r>
+        <w:t>ranges  =</w:t>
+      </w:r>
+      <w:proofErr w:type="gramEnd"/>
+      <w:r>
+        <w:t xml:space="preserve">&gt; </w:t>
+      </w:r>
+      <w:proofErr w:type="gramStart"/>
+      <w:r>
+        <w:t>IANA  (</w:t>
+      </w:r>
+      <w:proofErr w:type="gramEnd"/>
+      <w:r>
+        <w:t>internet assigned numbers authority)</w:t>
+      </w:r>
+    </w:p>
+    <w:p>
+      <w:pPr>
+        <w:ind w:firstLine="720"/>
+      </w:pPr>
+    </w:p>
+    <w:p>
+      <w:pPr>
+        <w:ind w:firstLine="720"/>
+      </w:pPr>
+      <w:r>
+        <w:t xml:space="preserve">Class A   </w:t>
+      </w:r>
+      <w:proofErr w:type="gramStart"/>
+      <w:r>
+        <w:t>-  1</w:t>
+      </w:r>
+      <w:proofErr w:type="gramEnd"/>
+      <w:r>
+        <w:t xml:space="preserve"> to </w:t>
+      </w:r>
+      <w:proofErr w:type="gramStart"/>
+      <w:r>
+        <w:t>126  =</w:t>
+      </w:r>
+      <w:proofErr w:type="gramEnd"/>
+      <w:r>
+        <w:t>&gt; 10.0.0.0   to 10.255.255.255</w:t>
+      </w:r>
+    </w:p>
+    <w:p>
+      <w:pPr>
+        <w:ind w:firstLine="720"/>
+      </w:pPr>
+      <w:r>
+        <w:t>Class B   =</w:t>
+      </w:r>
+      <w:proofErr w:type="gramStart"/>
+      <w:r>
+        <w:t>&gt;  172.16.0.0</w:t>
+      </w:r>
+      <w:proofErr w:type="gramEnd"/>
+      <w:r>
+        <w:t xml:space="preserve">   to 172.31.255 255 </w:t>
+      </w:r>
+    </w:p>
+    <w:p>
+      <w:pPr>
+        <w:ind w:firstLine="720"/>
+      </w:pPr>
+      <w:r>
+        <w:t xml:space="preserve">Class </w:t>
+      </w:r>
+      <w:proofErr w:type="gramStart"/>
+      <w:r>
+        <w:t>C  =</w:t>
+      </w:r>
+      <w:proofErr w:type="gramEnd"/>
+      <w:r>
+        <w:t xml:space="preserve">&gt; </w:t>
+      </w:r>
+      <w:proofErr w:type="gramStart"/>
+      <w:r>
+        <w:t>192.168.0.0  to</w:t>
+      </w:r>
+      <w:proofErr w:type="gramEnd"/>
+      <w:r>
+        <w:t xml:space="preserve"> 192.168.255.255</w:t>
+      </w:r>
+    </w:p>
+    <w:p>
+      <w:pPr>
+        <w:ind w:firstLine="720"/>
+      </w:pPr>
+    </w:p>
+    <w:p>
+      <w:pPr>
+        <w:ind w:firstLine="720"/>
+      </w:pPr>
+    </w:p>
+    <w:p>
+      <w:pPr>
+        <w:ind w:firstLine="720"/>
+      </w:pPr>
+      <w:r>
+        <w:t xml:space="preserve">Ip assigning method   =&gt; manual, automated </w:t>
+      </w:r>
+    </w:p>
+    <w:p>
+      <w:pPr>
+        <w:ind w:firstLine="720"/>
+      </w:pPr>
+    </w:p>
+    <w:p>
+      <w:pPr>
+        <w:ind w:firstLine="720"/>
+      </w:pPr>
+      <w:r>
+        <w:t xml:space="preserve">Static =&gt; </w:t>
+      </w:r>
+    </w:p>
+    <w:p>
+      <w:pPr>
+        <w:ind w:firstLine="720"/>
+      </w:pPr>
+      <w:r>
+        <w:t xml:space="preserve">Dynamic =&gt; DHCP    dynamic host configuration </w:t>
+      </w:r>
+      <w:proofErr w:type="gramStart"/>
+      <w:r>
+        <w:t>protocol  ,</w:t>
+      </w:r>
+      <w:proofErr w:type="gramEnd"/>
+      <w:r>
+        <w:t xml:space="preserve"> APIPA</w:t>
+      </w:r>
+    </w:p>
+    <w:p>
+      <w:pPr>
+        <w:ind w:firstLine="720"/>
+      </w:pPr>
+      <w:r>
+        <w:t xml:space="preserve">Automated private </w:t>
+      </w:r>
+      <w:proofErr w:type="spellStart"/>
+      <w:r>
+        <w:t>ip</w:t>
+      </w:r>
+      <w:proofErr w:type="spellEnd"/>
+      <w:r>
+        <w:t xml:space="preserve"> addressing</w:t>
+      </w:r>
+    </w:p>
+    <w:p>
+      <w:pPr>
+        <w:ind w:firstLine="720"/>
+      </w:pPr>
+    </w:p>
+    <w:p>
+      <w:pPr>
+        <w:ind w:firstLine="720"/>
+      </w:pPr>
+      <w:r>
+        <w:t xml:space="preserve">DORA function </w:t>
+      </w:r>
+    </w:p>
+    <w:p>
+      <w:pPr>
+        <w:ind w:firstLine="720"/>
+      </w:pPr>
+      <w:proofErr w:type="gramStart"/>
+      <w:r>
+        <w:t>Discover  =</w:t>
+      </w:r>
+      <w:proofErr w:type="gramEnd"/>
+      <w:r>
+        <w:t>&gt; Any DHCP server available (Router)</w:t>
+      </w:r>
+    </w:p>
+    <w:p>
+      <w:pPr>
+        <w:ind w:firstLine="720"/>
+      </w:pPr>
+      <w:proofErr w:type="gramStart"/>
+      <w:r>
+        <w:t>Offer  =</w:t>
+      </w:r>
+      <w:proofErr w:type="gramEnd"/>
+      <w:r>
+        <w:t xml:space="preserve">&gt; DHCP server replies with an </w:t>
+      </w:r>
+      <w:proofErr w:type="spellStart"/>
+      <w:r>
+        <w:t>ip</w:t>
+      </w:r>
+      <w:proofErr w:type="spellEnd"/>
+      <w:r>
+        <w:t xml:space="preserve"> offer</w:t>
+      </w:r>
+    </w:p>
+    <w:p>
+      <w:pPr>
+        <w:ind w:firstLine="720"/>
+      </w:pPr>
+      <w:proofErr w:type="gramStart"/>
+      <w:r>
+        <w:t>Request  =</w:t>
+      </w:r>
+      <w:proofErr w:type="gramEnd"/>
+      <w:r>
+        <w:t>&gt; Client sends request to accept the offered IP</w:t>
+      </w:r>
+    </w:p>
+    <w:p>
+      <w:pPr>
+        <w:ind w:firstLine="720"/>
+      </w:pPr>
+      <w:proofErr w:type="gramStart"/>
+      <w:r>
+        <w:t>Acknowledgement  =</w:t>
+      </w:r>
+      <w:proofErr w:type="gramEnd"/>
+      <w:r>
+        <w:t xml:space="preserve">&gt; Server confirms and assign the </w:t>
+      </w:r>
+      <w:proofErr w:type="spellStart"/>
+      <w:r>
+        <w:t>ip</w:t>
+      </w:r>
+      <w:proofErr w:type="spellEnd"/>
+      <w:r>
+        <w:t xml:space="preserve"> officially</w:t>
+      </w:r>
+    </w:p>
+    <w:p>
+      <w:pPr>
+        <w:ind w:firstLine="720"/>
+      </w:pPr>
+    </w:p>
+    <w:p>
+      <w:pPr>
+        <w:ind w:firstLine="720"/>
+      </w:pPr>
+    </w:p>
+    <w:p>
+      <w:pPr>
+        <w:ind w:firstLine="720"/>
+      </w:pPr>
+      <w:proofErr w:type="spellStart"/>
+      <w:r>
+        <w:t>Apipa</w:t>
+      </w:r>
+      <w:proofErr w:type="spellEnd"/>
+      <w:r>
+        <w:t xml:space="preserve"> is a feature in networking </w:t>
+      </w:r>
+      <w:proofErr w:type="gramStart"/>
+      <w:r>
+        <w:t>where  a</w:t>
+      </w:r>
+      <w:proofErr w:type="gramEnd"/>
+      <w:r>
+        <w:t xml:space="preserve"> device automatically assigns itself an </w:t>
+      </w:r>
+      <w:proofErr w:type="spellStart"/>
+      <w:r>
+        <w:t>ip</w:t>
+      </w:r>
+      <w:proofErr w:type="spellEnd"/>
+      <w:r>
+        <w:t xml:space="preserve"> address </w:t>
+      </w:r>
+    </w:p>
+    <w:p>
+      <w:pPr>
+        <w:ind w:firstLine="720"/>
+      </w:pPr>
+      <w:r>
+        <w:t xml:space="preserve">When </w:t>
+      </w:r>
+      <w:proofErr w:type="spellStart"/>
+      <w:r>
+        <w:t>dhcp</w:t>
+      </w:r>
+      <w:proofErr w:type="spellEnd"/>
+      <w:r>
+        <w:t xml:space="preserve"> server is not available </w:t>
+      </w:r>
+    </w:p>
+    <w:p>
+      <w:pPr>
+        <w:ind w:firstLine="720"/>
+      </w:pPr>
+    </w:p>
+    <w:p>
+      <w:pPr>
+        <w:ind w:firstLine="720"/>
+      </w:pPr>
+    </w:p>
+    <w:p>
+      <w:pPr>
+        <w:ind w:firstLine="720"/>
+      </w:pPr>
+    </w:p>
+    <w:p>
+      <w:pPr>
+        <w:ind w:firstLine="720"/>
+      </w:pPr>
+    </w:p>
+    <w:p>
+      <w:pPr>
+        <w:ind w:firstLine="720"/>
+      </w:pPr>
+    </w:p>
     <w:p>
       <w:pPr>
         <w:ind w:firstLine="720"/>

--- a/naresh_n+/Bounded network media.docx
+++ b/naresh_n+/Bounded network media.docx
@@ -3286,8 +3286,506 @@
       </w:r>
       <w:proofErr w:type="spellEnd"/>
       <w:r>
-        <w:t xml:space="preserve"> server is not available </w:t>
-      </w:r>
+        <w:t xml:space="preserve"> server is not </w:t>
+      </w:r>
+      <w:proofErr w:type="gramStart"/>
+      <w:r>
+        <w:t xml:space="preserve">available </w:t>
+      </w:r>
+      <w:r>
+        <w:t xml:space="preserve"> (</w:t>
+      </w:r>
+      <w:proofErr w:type="gramEnd"/>
+      <w:r>
+        <w:t>169.254.x.x)</w:t>
+      </w:r>
+    </w:p>
+    <w:p>
+      <w:pPr>
+        <w:ind w:firstLine="720"/>
+      </w:pPr>
+    </w:p>
+    <w:p>
+      <w:pPr>
+        <w:ind w:firstLine="720"/>
+      </w:pPr>
+    </w:p>
+    <w:p>
+      <w:pPr>
+        <w:ind w:firstLine="720"/>
+      </w:pPr>
+    </w:p>
+    <w:p>
+      <w:pPr>
+        <w:ind w:firstLine="720"/>
+      </w:pPr>
+    </w:p>
+    <w:p>
+      <w:pPr>
+        <w:ind w:firstLine="720"/>
+      </w:pPr>
+    </w:p>
+    <w:p>
+      <w:pPr>
+        <w:ind w:firstLine="720"/>
+      </w:pPr>
+      <w:proofErr w:type="spellStart"/>
+      <w:r>
+        <w:lastRenderedPageBreak/>
+        <w:t>Tcp</w:t>
+      </w:r>
+      <w:proofErr w:type="spellEnd"/>
+      <w:r>
+        <w:t>/</w:t>
+      </w:r>
+      <w:proofErr w:type="spellStart"/>
+      <w:r>
+        <w:t>ip</w:t>
+      </w:r>
+      <w:proofErr w:type="spellEnd"/>
+      <w:r>
+        <w:t xml:space="preserve"> common ports </w:t>
+      </w:r>
+    </w:p>
+    <w:p>
+      <w:pPr>
+        <w:ind w:firstLine="720"/>
+      </w:pPr>
+      <w:proofErr w:type="spellStart"/>
+      <w:r>
+        <w:t>Tcp</w:t>
+      </w:r>
+      <w:proofErr w:type="spellEnd"/>
+      <w:r>
+        <w:t>/</w:t>
+      </w:r>
+      <w:proofErr w:type="spellStart"/>
+      <w:r>
+        <w:t>ip</w:t>
+      </w:r>
+      <w:proofErr w:type="spellEnd"/>
+      <w:r>
+        <w:t xml:space="preserve"> from 0 to 65535</w:t>
+      </w:r>
+    </w:p>
+    <w:p>
+      <w:pPr>
+        <w:ind w:firstLine="720"/>
+      </w:pPr>
+    </w:p>
+    <w:p>
+      <w:pPr>
+        <w:ind w:firstLine="720"/>
+      </w:pPr>
+      <w:r>
+        <w:t>http =&gt; 80</w:t>
+      </w:r>
+    </w:p>
+    <w:p>
+      <w:pPr>
+        <w:ind w:firstLine="720"/>
+      </w:pPr>
+      <w:r>
+        <w:t>https =&gt; 443</w:t>
+      </w:r>
+    </w:p>
+    <w:p>
+      <w:pPr>
+        <w:ind w:firstLine="720"/>
+      </w:pPr>
+      <w:r>
+        <w:t xml:space="preserve">FTP (File transfer </w:t>
+      </w:r>
+      <w:proofErr w:type="gramStart"/>
+      <w:r>
+        <w:t>protocol)  -</w:t>
+      </w:r>
+      <w:proofErr w:type="gramEnd"/>
+      <w:r>
+        <w:t>&gt; 20/21</w:t>
+      </w:r>
+    </w:p>
+    <w:p>
+      <w:pPr>
+        <w:ind w:firstLine="720"/>
+      </w:pPr>
+      <w:proofErr w:type="gramStart"/>
+      <w:r>
+        <w:t>SMTP  (</w:t>
+      </w:r>
+      <w:proofErr w:type="gramEnd"/>
+      <w:r>
+        <w:t xml:space="preserve">Simple mail transfer protocol) -&gt; 25 </w:t>
+      </w:r>
+    </w:p>
+    <w:p>
+      <w:pPr>
+        <w:ind w:firstLine="720"/>
+      </w:pPr>
+    </w:p>
+    <w:p>
+      <w:pPr>
+        <w:ind w:firstLine="720"/>
+      </w:pPr>
+      <w:r>
+        <w:t>POP3 / IMAP   =&gt; 110 / 143</w:t>
+      </w:r>
+    </w:p>
+    <w:p>
+      <w:pPr>
+        <w:ind w:firstLine="720"/>
+      </w:pPr>
+    </w:p>
+    <w:p>
+      <w:pPr>
+        <w:ind w:firstLine="720"/>
+      </w:pPr>
+      <w:r>
+        <w:t xml:space="preserve">RDP (Remote </w:t>
+      </w:r>
+      <w:proofErr w:type="gramStart"/>
+      <w:r>
+        <w:t>Desktop)  =</w:t>
+      </w:r>
+      <w:proofErr w:type="gramEnd"/>
+      <w:r>
+        <w:t>&gt; 3389</w:t>
+      </w:r>
+    </w:p>
+    <w:p>
+      <w:pPr>
+        <w:ind w:firstLine="720"/>
+      </w:pPr>
+    </w:p>
+    <w:p>
+      <w:pPr>
+        <w:ind w:firstLine="720"/>
+      </w:pPr>
+    </w:p>
+    <w:p>
+      <w:pPr>
+        <w:ind w:firstLine="720"/>
+      </w:pPr>
+      <w:r>
+        <w:t xml:space="preserve">TCP/IP interoperability services </w:t>
+      </w:r>
+    </w:p>
+    <w:p>
+      <w:pPr>
+        <w:ind w:firstLine="720"/>
+      </w:pPr>
+      <w:r>
+        <w:t xml:space="preserve"> Apple computers -&gt; own networking language (AppleTalk)</w:t>
+      </w:r>
+    </w:p>
+    <w:p>
+      <w:pPr>
+        <w:ind w:firstLine="720"/>
+      </w:pPr>
+      <w:proofErr w:type="spellStart"/>
+      <w:proofErr w:type="gramStart"/>
+      <w:r>
+        <w:t>Micorsoft</w:t>
+      </w:r>
+      <w:proofErr w:type="spellEnd"/>
+      <w:r>
+        <w:t xml:space="preserve">  -</w:t>
+      </w:r>
+      <w:proofErr w:type="gramEnd"/>
+      <w:r>
+        <w:t xml:space="preserve">&gt; </w:t>
+      </w:r>
+      <w:proofErr w:type="spellStart"/>
+      <w:r>
+        <w:t>Netbios</w:t>
+      </w:r>
+      <w:proofErr w:type="spellEnd"/>
+      <w:r>
+        <w:t xml:space="preserve"> </w:t>
+      </w:r>
+    </w:p>
+    <w:p>
+      <w:pPr>
+        <w:ind w:firstLine="720"/>
+      </w:pPr>
+    </w:p>
+    <w:p>
+      <w:pPr>
+        <w:ind w:firstLine="720"/>
+      </w:pPr>
+      <w:proofErr w:type="spellStart"/>
+      <w:r>
+        <w:t>Tcp</w:t>
+      </w:r>
+      <w:proofErr w:type="spellEnd"/>
+      <w:r>
+        <w:t>/</w:t>
+      </w:r>
+      <w:proofErr w:type="spellStart"/>
+      <w:r>
+        <w:t>ip</w:t>
+      </w:r>
+      <w:proofErr w:type="spellEnd"/>
+      <w:r>
+        <w:t xml:space="preserve"> =&gt; universal translator </w:t>
+      </w:r>
+    </w:p>
+    <w:p>
+      <w:pPr>
+        <w:ind w:firstLine="720"/>
+      </w:pPr>
+    </w:p>
+    <w:p>
+      <w:pPr>
+        <w:ind w:firstLine="720"/>
+      </w:pPr>
+    </w:p>
+    <w:p>
+      <w:pPr>
+        <w:ind w:firstLine="720"/>
+      </w:pPr>
+      <w:proofErr w:type="gramStart"/>
+      <w:r>
+        <w:t>Example :</w:t>
+      </w:r>
+      <w:proofErr w:type="gramEnd"/>
+      <w:r>
+        <w:t xml:space="preserve">- </w:t>
+      </w:r>
+      <w:proofErr w:type="gramStart"/>
+      <w:r>
+        <w:t>SMB  (</w:t>
+      </w:r>
+      <w:proofErr w:type="gramEnd"/>
+      <w:r>
+        <w:t xml:space="preserve">server message block) </w:t>
+      </w:r>
+    </w:p>
+    <w:p>
+      <w:pPr>
+        <w:ind w:firstLine="720"/>
+      </w:pPr>
+    </w:p>
+    <w:p>
+      <w:pPr>
+        <w:ind w:firstLine="720"/>
+      </w:pPr>
+    </w:p>
+    <w:p>
+      <w:pPr>
+        <w:ind w:firstLine="720"/>
+      </w:pPr>
+    </w:p>
+    <w:p>
+      <w:pPr>
+        <w:ind w:firstLine="720"/>
+      </w:pPr>
+      <w:r>
+        <w:t>LAN Infrastructure</w:t>
+      </w:r>
+    </w:p>
+    <w:p>
+      <w:pPr>
+        <w:ind w:firstLine="720"/>
+      </w:pPr>
+      <w:r>
+        <w:t xml:space="preserve">Switching </w:t>
+      </w:r>
+    </w:p>
+    <w:p>
+      <w:pPr>
+        <w:ind w:firstLine="720"/>
+      </w:pPr>
+    </w:p>
+    <w:p>
+      <w:pPr>
+        <w:ind w:firstLine="720"/>
+      </w:pPr>
+    </w:p>
+    <w:p>
+      <w:pPr>
+        <w:ind w:firstLine="720"/>
+      </w:pPr>
+      <w:r>
+        <w:t xml:space="preserve">WAN infrastructure </w:t>
+      </w:r>
+    </w:p>
+    <w:p>
+      <w:pPr>
+        <w:ind w:firstLine="720"/>
+      </w:pPr>
+    </w:p>
+    <w:p>
+      <w:pPr>
+        <w:ind w:firstLine="720"/>
+      </w:pPr>
+    </w:p>
+    <w:p>
+      <w:pPr>
+        <w:ind w:firstLine="720"/>
+      </w:pPr>
+      <w:r>
+        <w:lastRenderedPageBreak/>
+        <w:t xml:space="preserve">Wan transmission methods </w:t>
+      </w:r>
+    </w:p>
+    <w:p>
+      <w:pPr>
+        <w:ind w:firstLine="720"/>
+      </w:pPr>
+      <w:r>
+        <w:t xml:space="preserve">  T-</w:t>
+      </w:r>
+      <w:proofErr w:type="spellStart"/>
+      <w:r>
+        <w:t>carrriers</w:t>
+      </w:r>
+      <w:proofErr w:type="spellEnd"/>
+      <w:r>
+        <w:t xml:space="preserve"> (T1, T3) / E-carriers (E</w:t>
+      </w:r>
+      <w:proofErr w:type="gramStart"/>
+      <w:r>
+        <w:t>1,E</w:t>
+      </w:r>
+      <w:proofErr w:type="gramEnd"/>
+      <w:r>
+        <w:t>3</w:t>
+      </w:r>
+      <w:proofErr w:type="gramStart"/>
+      <w:r>
+        <w:t>)  =</w:t>
+      </w:r>
+      <w:proofErr w:type="gramEnd"/>
+      <w:r>
+        <w:t xml:space="preserve">&gt; 1.5 </w:t>
+      </w:r>
+      <w:proofErr w:type="spellStart"/>
+      <w:r>
+        <w:t>mbps</w:t>
+      </w:r>
+      <w:proofErr w:type="spellEnd"/>
+      <w:r>
+        <w:t xml:space="preserve"> </w:t>
+      </w:r>
+    </w:p>
+    <w:p>
+      <w:pPr>
+        <w:ind w:firstLine="720"/>
+      </w:pPr>
+      <w:r>
+        <w:t xml:space="preserve">Fiber optic =&gt; </w:t>
+      </w:r>
+    </w:p>
+    <w:p>
+      <w:pPr>
+        <w:ind w:firstLine="720"/>
+      </w:pPr>
+      <w:proofErr w:type="gramStart"/>
+      <w:r>
+        <w:t>MPLS(</w:t>
+      </w:r>
+      <w:proofErr w:type="gramEnd"/>
+      <w:r>
+        <w:t xml:space="preserve">Multiprotocol label </w:t>
+      </w:r>
+      <w:proofErr w:type="gramStart"/>
+      <w:r>
+        <w:t>switching )</w:t>
+      </w:r>
+      <w:proofErr w:type="gramEnd"/>
+      <w:r>
+        <w:t xml:space="preserve"> </w:t>
+      </w:r>
+    </w:p>
+    <w:p>
+      <w:pPr>
+        <w:ind w:firstLine="720"/>
+      </w:pPr>
+    </w:p>
+    <w:p>
+      <w:pPr>
+        <w:ind w:firstLine="720"/>
+      </w:pPr>
+      <w:r>
+        <w:t xml:space="preserve">Wan connectivity methods </w:t>
+      </w:r>
+    </w:p>
+    <w:p>
+      <w:pPr>
+        <w:ind w:firstLine="720"/>
+      </w:pPr>
+      <w:r>
+        <w:tab/>
+        <w:t>Leased line (Dedicated)</w:t>
+      </w:r>
+    </w:p>
+    <w:p>
+      <w:pPr>
+        <w:ind w:firstLine="720"/>
+      </w:pPr>
+      <w:r>
+        <w:tab/>
+        <w:t xml:space="preserve">Packed switching </w:t>
+      </w:r>
+    </w:p>
+    <w:p>
+      <w:pPr>
+        <w:ind w:firstLine="720"/>
+      </w:pPr>
+      <w:r>
+        <w:tab/>
+        <w:t xml:space="preserve">VPN (Virtual private network) </w:t>
+      </w:r>
+    </w:p>
+    <w:p>
+      <w:pPr>
+        <w:ind w:firstLine="720"/>
+      </w:pPr>
+    </w:p>
+    <w:p>
+      <w:pPr>
+        <w:ind w:firstLine="720"/>
+      </w:pPr>
+      <w:r>
+        <w:t xml:space="preserve">VOIP (Voice over Data Transmission)  </w:t>
+      </w:r>
+    </w:p>
+    <w:p>
+      <w:pPr>
+        <w:ind w:firstLine="720"/>
+      </w:pPr>
+      <w:r>
+        <w:tab/>
+        <w:t>Digital (0, 1)</w:t>
+      </w:r>
+    </w:p>
+    <w:p>
+      <w:pPr>
+        <w:ind w:firstLine="720"/>
+      </w:pPr>
+      <w:r>
+        <w:tab/>
+        <w:t xml:space="preserve">UDP  </w:t>
+      </w:r>
+    </w:p>
+    <w:p>
+      <w:pPr>
+        <w:ind w:firstLine="720"/>
+      </w:pPr>
+      <w:r>
+        <w:tab/>
+      </w:r>
+    </w:p>
+    <w:p>
+      <w:pPr>
+        <w:ind w:firstLine="720"/>
+      </w:pPr>
+    </w:p>
+    <w:p>
+      <w:pPr>
+        <w:ind w:firstLine="720"/>
+      </w:pPr>
     </w:p>
     <w:p>
       <w:pPr>

--- a/naresh_n+/Bounded network media.docx
+++ b/naresh_n+/Bounded network media.docx
@@ -3781,6 +3781,796 @@
       <w:pPr>
         <w:ind w:firstLine="720"/>
       </w:pPr>
+    </w:p>
+    <w:p>
+      <w:pPr>
+        <w:ind w:firstLine="720"/>
+      </w:pPr>
+    </w:p>
+    <w:p>
+      <w:pPr>
+        <w:ind w:firstLine="720"/>
+      </w:pPr>
+      <w:r>
+        <w:t xml:space="preserve">Remote networking </w:t>
+      </w:r>
+    </w:p>
+    <w:p>
+      <w:pPr>
+        <w:ind w:firstLine="720"/>
+      </w:pPr>
+    </w:p>
+    <w:p>
+      <w:pPr>
+        <w:ind w:firstLine="720"/>
+      </w:pPr>
+      <w:r>
+        <w:t xml:space="preserve">VPN =&gt; virtual private network </w:t>
+      </w:r>
+    </w:p>
+    <w:p>
+      <w:pPr>
+        <w:ind w:firstLine="720"/>
+      </w:pPr>
+    </w:p>
+    <w:p>
+      <w:pPr>
+        <w:ind w:firstLine="720"/>
+      </w:pPr>
+      <w:proofErr w:type="spellStart"/>
+      <w:r>
+        <w:t>Vpn</w:t>
+      </w:r>
+      <w:proofErr w:type="spellEnd"/>
+      <w:r>
+        <w:t xml:space="preserve"> create secure and encrypted </w:t>
+      </w:r>
+      <w:proofErr w:type="spellStart"/>
+      <w:r>
+        <w:t>tunel</w:t>
+      </w:r>
+      <w:proofErr w:type="spellEnd"/>
+    </w:p>
+    <w:p>
+      <w:pPr>
+        <w:ind w:firstLine="720"/>
+      </w:pPr>
+    </w:p>
+    <w:p>
+      <w:pPr>
+        <w:ind w:firstLine="720"/>
+      </w:pPr>
+    </w:p>
+    <w:p>
+      <w:pPr>
+        <w:ind w:firstLine="720"/>
+      </w:pPr>
+      <w:r>
+        <w:t xml:space="preserve">Remote access implementations </w:t>
+      </w:r>
+    </w:p>
+    <w:p>
+      <w:pPr>
+        <w:ind w:firstLine="720"/>
+      </w:pPr>
+      <w:r>
+        <w:tab/>
+        <w:t>Client-</w:t>
+      </w:r>
+      <w:proofErr w:type="gramStart"/>
+      <w:r>
+        <w:t>site  VPN</w:t>
+      </w:r>
+      <w:proofErr w:type="gramEnd"/>
+      <w:r>
+        <w:t xml:space="preserve"> </w:t>
+      </w:r>
+    </w:p>
+    <w:p>
+      <w:pPr>
+        <w:ind w:firstLine="720"/>
+      </w:pPr>
+      <w:r>
+        <w:tab/>
+        <w:t xml:space="preserve">Site-site VPN </w:t>
+      </w:r>
+    </w:p>
+    <w:p>
+      <w:pPr>
+        <w:ind w:firstLine="720"/>
+      </w:pPr>
+    </w:p>
+    <w:p>
+      <w:pPr>
+        <w:ind w:firstLine="720"/>
+      </w:pPr>
+    </w:p>
+    <w:p>
+      <w:pPr>
+        <w:ind w:firstLine="720"/>
+      </w:pPr>
+      <w:r>
+        <w:t xml:space="preserve">Common </w:t>
+      </w:r>
+      <w:proofErr w:type="spellStart"/>
+      <w:r>
+        <w:t>vpn</w:t>
+      </w:r>
+      <w:proofErr w:type="spellEnd"/>
+      <w:r>
+        <w:t xml:space="preserve"> protocol </w:t>
+      </w:r>
+    </w:p>
+    <w:p>
+      <w:pPr>
+        <w:ind w:firstLine="720"/>
+      </w:pPr>
+      <w:r>
+        <w:tab/>
+        <w:t xml:space="preserve">Layer 3 =&gt; IPsec (internet protocol security) </w:t>
+      </w:r>
+    </w:p>
+    <w:p/>
+    <w:p/>
+    <w:p>
+      <w:r>
+        <w:tab/>
+        <w:t xml:space="preserve">     SSL =&gt; Secure socket layer </w:t>
+      </w:r>
+    </w:p>
+    <w:p>
+      <w:pPr>
+        <w:ind w:firstLine="720"/>
+      </w:pPr>
+    </w:p>
+    <w:p>
+      <w:pPr>
+        <w:ind w:firstLine="720"/>
+      </w:pPr>
+    </w:p>
+    <w:p>
+      <w:pPr>
+        <w:ind w:firstLine="720"/>
+      </w:pPr>
+    </w:p>
+    <w:p>
+      <w:pPr>
+        <w:ind w:firstLine="720"/>
+      </w:pPr>
+      <w:r>
+        <w:t xml:space="preserve">Authentication vs authorization </w:t>
+      </w:r>
+    </w:p>
+    <w:p>
+      <w:pPr>
+        <w:ind w:firstLine="720"/>
+      </w:pPr>
+    </w:p>
+    <w:p>
+      <w:pPr>
+        <w:ind w:firstLine="720"/>
+      </w:pPr>
+      <w:r>
+        <w:t xml:space="preserve">Authentication methods (Multi factor </w:t>
+      </w:r>
+      <w:proofErr w:type="gramStart"/>
+      <w:r>
+        <w:t>authentication )</w:t>
+      </w:r>
+      <w:proofErr w:type="gramEnd"/>
+    </w:p>
+    <w:p>
+      <w:pPr>
+        <w:ind w:firstLine="720"/>
+      </w:pPr>
+    </w:p>
+    <w:p>
+      <w:pPr>
+        <w:ind w:firstLine="720"/>
+      </w:pPr>
+      <w:r>
+        <w:t>Something you know =&gt; password or pin</w:t>
+      </w:r>
+    </w:p>
+    <w:p>
+      <w:pPr>
+        <w:ind w:firstLine="720"/>
+      </w:pPr>
+      <w:r>
+        <w:t xml:space="preserve">Something you have =&gt; authenticator </w:t>
+      </w:r>
+      <w:proofErr w:type="gramStart"/>
+      <w:r>
+        <w:t>app ,</w:t>
+      </w:r>
+      <w:proofErr w:type="gramEnd"/>
+      <w:r>
+        <w:t xml:space="preserve"> token </w:t>
+      </w:r>
+    </w:p>
+    <w:p>
+      <w:pPr>
+        <w:ind w:firstLine="720"/>
+      </w:pPr>
+      <w:r>
+        <w:t xml:space="preserve">Something you are =&gt; biometrics </w:t>
+      </w:r>
+    </w:p>
+    <w:p>
+      <w:pPr>
+        <w:ind w:firstLine="720"/>
+      </w:pPr>
+    </w:p>
+    <w:p>
+      <w:pPr>
+        <w:ind w:firstLine="720"/>
+      </w:pPr>
+    </w:p>
+    <w:p>
+      <w:pPr>
+        <w:ind w:firstLine="720"/>
+      </w:pPr>
+      <w:r>
+        <w:t xml:space="preserve">Encryption </w:t>
+      </w:r>
+      <w:proofErr w:type="gramStart"/>
+      <w:r>
+        <w:t>methods  =</w:t>
+      </w:r>
+      <w:proofErr w:type="gramEnd"/>
+      <w:r>
+        <w:t xml:space="preserve">&gt; http and https </w:t>
+      </w:r>
+    </w:p>
+    <w:p>
+      <w:pPr>
+        <w:ind w:firstLine="720"/>
+      </w:pPr>
+    </w:p>
+    <w:p>
+      <w:pPr>
+        <w:ind w:firstLine="720"/>
+      </w:pPr>
+      <w:r>
+        <w:t xml:space="preserve">Symmetric (one </w:t>
+      </w:r>
+      <w:proofErr w:type="gramStart"/>
+      <w:r>
+        <w:t>key)  =</w:t>
+      </w:r>
+      <w:proofErr w:type="gramEnd"/>
+      <w:r>
+        <w:t xml:space="preserve">&gt; both sender and receiver </w:t>
+      </w:r>
+      <w:proofErr w:type="gramStart"/>
+      <w:r>
+        <w:t>uses</w:t>
+      </w:r>
+      <w:proofErr w:type="gramEnd"/>
+      <w:r>
+        <w:t xml:space="preserve"> same key to lock and unlock (</w:t>
+      </w:r>
+      <w:proofErr w:type="spellStart"/>
+      <w:r>
+        <w:t>eg.</w:t>
+      </w:r>
+      <w:proofErr w:type="spellEnd"/>
+      <w:r>
+        <w:t xml:space="preserve"> AES)</w:t>
+      </w:r>
+    </w:p>
+    <w:p>
+      <w:pPr>
+        <w:ind w:firstLine="720"/>
+      </w:pPr>
+      <w:r>
+        <w:t xml:space="preserve">Asymmetric (two </w:t>
+      </w:r>
+      <w:proofErr w:type="gramStart"/>
+      <w:r>
+        <w:t>keys)  =</w:t>
+      </w:r>
+      <w:proofErr w:type="gramEnd"/>
+      <w:r>
+        <w:t xml:space="preserve">&gt; uses mathematical linked pair   -&gt; public key and private key </w:t>
+      </w:r>
+    </w:p>
+    <w:p>
+      <w:pPr>
+        <w:ind w:firstLine="720"/>
+      </w:pPr>
+    </w:p>
+    <w:p>
+      <w:pPr>
+        <w:ind w:firstLine="720"/>
+      </w:pPr>
+    </w:p>
+    <w:p>
+      <w:pPr>
+        <w:ind w:firstLine="720"/>
+      </w:pPr>
+    </w:p>
+    <w:p>
+      <w:pPr>
+        <w:ind w:firstLine="720"/>
+      </w:pPr>
+      <w:r>
+        <w:t xml:space="preserve">Network perimeter security </w:t>
+      </w:r>
+    </w:p>
+    <w:p>
+      <w:pPr>
+        <w:ind w:firstLine="720"/>
+      </w:pPr>
+    </w:p>
+    <w:p>
+      <w:pPr>
+        <w:ind w:firstLine="720"/>
+      </w:pPr>
+      <w:proofErr w:type="spellStart"/>
+      <w:r>
+        <w:t>Fireware</w:t>
+      </w:r>
+      <w:proofErr w:type="spellEnd"/>
+      <w:r>
+        <w:t xml:space="preserve"> &amp; </w:t>
+      </w:r>
+      <w:proofErr w:type="spellStart"/>
+      <w:r>
+        <w:t>acl</w:t>
+      </w:r>
+      <w:proofErr w:type="spellEnd"/>
+      <w:r>
+        <w:t xml:space="preserve"> =&gt; </w:t>
+      </w:r>
+      <w:r>
+        <w:t xml:space="preserve">source </w:t>
+      </w:r>
+      <w:proofErr w:type="spellStart"/>
+      <w:r>
+        <w:t>ip</w:t>
+      </w:r>
+      <w:proofErr w:type="spellEnd"/>
+      <w:r>
+        <w:t xml:space="preserve">, destination </w:t>
+      </w:r>
+      <w:proofErr w:type="spellStart"/>
+      <w:r>
+        <w:t>ip</w:t>
+      </w:r>
+      <w:proofErr w:type="spellEnd"/>
+      <w:r>
+        <w:t xml:space="preserve"> and port </w:t>
+      </w:r>
+      <w:proofErr w:type="gramStart"/>
+      <w:r>
+        <w:t>number ,</w:t>
+      </w:r>
+      <w:proofErr w:type="gramEnd"/>
+      <w:r>
+        <w:t xml:space="preserve"> </w:t>
+      </w:r>
+    </w:p>
+    <w:p>
+      <w:pPr>
+        <w:ind w:firstLine="720"/>
+      </w:pPr>
+      <w:r>
+        <w:t>DMZ =&gt;</w:t>
+      </w:r>
+    </w:p>
+    <w:p>
+      <w:pPr>
+        <w:ind w:firstLine="720"/>
+      </w:pPr>
+    </w:p>
+    <w:p>
+      <w:pPr>
+        <w:ind w:firstLine="720"/>
+      </w:pPr>
+      <w:r>
+        <w:t xml:space="preserve">Ids vs </w:t>
+      </w:r>
+      <w:proofErr w:type="spellStart"/>
+      <w:r>
+        <w:t>ips</w:t>
+      </w:r>
+      <w:proofErr w:type="spellEnd"/>
+      <w:r>
+        <w:t xml:space="preserve">   </w:t>
+      </w:r>
+    </w:p>
+    <w:p>
+      <w:pPr>
+        <w:ind w:firstLine="720"/>
+      </w:pPr>
+    </w:p>
+    <w:p>
+      <w:pPr>
+        <w:ind w:firstLine="720"/>
+      </w:pPr>
+      <w:r>
+        <w:t xml:space="preserve">Protect network using </w:t>
+      </w:r>
+      <w:proofErr w:type="gramStart"/>
+      <w:r>
+        <w:t>IPsec  =</w:t>
+      </w:r>
+      <w:proofErr w:type="gramEnd"/>
+      <w:r>
+        <w:t>&gt; Internet protocol Security =&gt; layer 3</w:t>
+      </w:r>
+    </w:p>
+    <w:p>
+      <w:pPr>
+        <w:ind w:firstLine="720"/>
+      </w:pPr>
+    </w:p>
+    <w:p>
+      <w:pPr>
+        <w:ind w:firstLine="720"/>
+      </w:pPr>
+    </w:p>
+    <w:p>
+      <w:pPr>
+        <w:ind w:firstLine="720"/>
+      </w:pPr>
+      <w:r>
+        <w:lastRenderedPageBreak/>
+        <w:t xml:space="preserve">AH (Authentication Header) </w:t>
+      </w:r>
+    </w:p>
+    <w:p>
+      <w:pPr>
+        <w:ind w:firstLine="720"/>
+      </w:pPr>
+      <w:r>
+        <w:t>ESP =&gt; encrypt security payload</w:t>
+      </w:r>
+    </w:p>
+    <w:p>
+      <w:pPr>
+        <w:ind w:firstLine="720"/>
+      </w:pPr>
+      <w:r>
+        <w:t xml:space="preserve">Transport mode =&gt; </w:t>
+      </w:r>
+      <w:proofErr w:type="spellStart"/>
+      <w:r>
+        <w:t>encryptes</w:t>
+      </w:r>
+      <w:proofErr w:type="spellEnd"/>
+      <w:r>
+        <w:t xml:space="preserve"> only the data payload</w:t>
+      </w:r>
+    </w:p>
+    <w:p>
+      <w:pPr>
+        <w:ind w:firstLine="720"/>
+      </w:pPr>
+      <w:r>
+        <w:t xml:space="preserve">Tunnel mode =&gt; </w:t>
+      </w:r>
+      <w:proofErr w:type="spellStart"/>
+      <w:r>
+        <w:t>encrypte</w:t>
+      </w:r>
+      <w:proofErr w:type="spellEnd"/>
+      <w:r>
+        <w:t xml:space="preserve"> entire </w:t>
+      </w:r>
+      <w:proofErr w:type="spellStart"/>
+      <w:r>
+        <w:t>ip</w:t>
+      </w:r>
+      <w:proofErr w:type="spellEnd"/>
+      <w:r>
+        <w:t xml:space="preserve"> packet and wrap into the fake new </w:t>
+      </w:r>
+      <w:proofErr w:type="spellStart"/>
+      <w:r>
+        <w:t>ip</w:t>
+      </w:r>
+      <w:proofErr w:type="spellEnd"/>
+      <w:r>
+        <w:t xml:space="preserve"> packet</w:t>
+      </w:r>
+    </w:p>
+    <w:p/>
+    <w:p>
+      <w:r>
+        <w:t xml:space="preserve">Network security and threats </w:t>
+      </w:r>
+    </w:p>
+    <w:p/>
+    <w:p>
+      <w:r>
+        <w:t>DOS =&gt; Denial of Service</w:t>
+      </w:r>
+    </w:p>
+    <w:p>
+      <w:r>
+        <w:t xml:space="preserve">Man in the middle </w:t>
+      </w:r>
+    </w:p>
+    <w:p>
+      <w:r>
+        <w:t xml:space="preserve">Malware </w:t>
+      </w:r>
+      <w:proofErr w:type="gramStart"/>
+      <w:r>
+        <w:t>( Ransomware</w:t>
+      </w:r>
+      <w:proofErr w:type="gramEnd"/>
+      <w:r>
+        <w:t xml:space="preserve"> &amp; Trojans)  </w:t>
+      </w:r>
+    </w:p>
+    <w:p>
+      <w:r>
+        <w:t xml:space="preserve">Virus =&gt; </w:t>
+      </w:r>
+      <w:r>
+        <w:t xml:space="preserve">software </w:t>
+      </w:r>
+    </w:p>
+    <w:p/>
+    <w:p>
+      <w:r>
+        <w:t xml:space="preserve">Mitigation techniques =&gt; </w:t>
+      </w:r>
+    </w:p>
+    <w:p>
+      <w:r>
+        <w:tab/>
+        <w:t xml:space="preserve">Network </w:t>
+      </w:r>
+      <w:proofErr w:type="gramStart"/>
+      <w:r>
+        <w:t>segmentation  =</w:t>
+      </w:r>
+      <w:proofErr w:type="gramEnd"/>
+      <w:r>
+        <w:t>&gt; (</w:t>
+      </w:r>
+      <w:proofErr w:type="spellStart"/>
+      <w:proofErr w:type="gramStart"/>
+      <w:r>
+        <w:t>Vlans</w:t>
+      </w:r>
+      <w:proofErr w:type="spellEnd"/>
+      <w:r>
+        <w:t xml:space="preserve"> ,</w:t>
+      </w:r>
+      <w:proofErr w:type="gramEnd"/>
+      <w:r>
+        <w:t xml:space="preserve"> subnet)</w:t>
+      </w:r>
+    </w:p>
+    <w:p>
+      <w:r>
+        <w:tab/>
+        <w:t xml:space="preserve">Principle of least privilege </w:t>
+      </w:r>
+      <w:proofErr w:type="gramStart"/>
+      <w:r>
+        <w:t xml:space="preserve">( </w:t>
+      </w:r>
+      <w:proofErr w:type="spellStart"/>
+      <w:r>
+        <w:t>PoLP</w:t>
+      </w:r>
+      <w:proofErr w:type="spellEnd"/>
+      <w:r>
+        <w:t>)  =</w:t>
+      </w:r>
+      <w:proofErr w:type="gramEnd"/>
+      <w:r>
+        <w:t xml:space="preserve">&gt; give bare minimum access </w:t>
+      </w:r>
+    </w:p>
+    <w:p>
+      <w:r>
+        <w:tab/>
+        <w:t xml:space="preserve">Patch =&gt; keep updating </w:t>
+      </w:r>
+      <w:proofErr w:type="spellStart"/>
+      <w:r>
+        <w:t>softwares</w:t>
+      </w:r>
+      <w:proofErr w:type="spellEnd"/>
+    </w:p>
+    <w:p/>
+    <w:p>
+      <w:r>
+        <w:t>Educate users</w:t>
+      </w:r>
+    </w:p>
+    <w:p>
+      <w:r>
+        <w:t xml:space="preserve">Social engineering =&gt;   </w:t>
+      </w:r>
+      <w:r>
+        <w:t xml:space="preserve">pretends to be </w:t>
+      </w:r>
+      <w:proofErr w:type="spellStart"/>
+      <w:r>
+        <w:t>geuine</w:t>
+      </w:r>
+      <w:proofErr w:type="spellEnd"/>
+      <w:r>
+        <w:t xml:space="preserve"> person</w:t>
+      </w:r>
+    </w:p>
+    <w:p>
+      <w:r>
+        <w:t>JD-INPOST-S   =&gt; service based</w:t>
+      </w:r>
+    </w:p>
+    <w:p>
+      <w:r>
+        <w:t>JM-MAMERT-P =&gt; promotional based</w:t>
+      </w:r>
+    </w:p>
+    <w:p>
+      <w:r>
+        <w:t>JA-ISATHI-G</w:t>
+      </w:r>
+      <w:r>
+        <w:t xml:space="preserve"> =&gt; Government </w:t>
+      </w:r>
+    </w:p>
+    <w:p/>
+    <w:p>
+      <w:proofErr w:type="spellStart"/>
+      <w:r>
+        <w:t>Phisphing</w:t>
+      </w:r>
+      <w:proofErr w:type="spellEnd"/>
+      <w:r>
+        <w:t xml:space="preserve"> =&gt; </w:t>
+      </w:r>
+    </w:p>
+    <w:p>
+      <w:r>
+        <w:t xml:space="preserve">Rouge hardware </w:t>
+      </w:r>
+    </w:p>
+    <w:p/>
+    <w:p>
+      <w:r>
+        <w:t>Network monitoring (SNMP &amp; syslog)</w:t>
+      </w:r>
+    </w:p>
+    <w:p>
+      <w:r>
+        <w:tab/>
+      </w:r>
+      <w:proofErr w:type="spellStart"/>
+      <w:r>
+        <w:t>Snmp</w:t>
+      </w:r>
+      <w:proofErr w:type="spellEnd"/>
+      <w:r>
+        <w:t xml:space="preserve"> =&gt; Simple network management protocol (SNMP)</w:t>
+      </w:r>
+    </w:p>
+    <w:p>
+      <w:r>
+        <w:tab/>
+      </w:r>
+    </w:p>
+    <w:p>
+      <w:pPr>
+        <w:ind w:firstLine="720"/>
+      </w:pPr>
+    </w:p>
+    <w:p>
+      <w:pPr>
+        <w:ind w:firstLine="720"/>
+      </w:pPr>
+      <w:r>
+        <w:t>Configuration management documentation =</w:t>
+      </w:r>
+      <w:proofErr w:type="gramStart"/>
+      <w:r>
+        <w:t xml:space="preserve">&gt; </w:t>
+      </w:r>
+      <w:r>
+        <w:t xml:space="preserve"> </w:t>
+      </w:r>
+      <w:proofErr w:type="spellStart"/>
+      <w:r>
+        <w:t>ip</w:t>
+      </w:r>
+      <w:proofErr w:type="spellEnd"/>
+      <w:proofErr w:type="gramEnd"/>
+      <w:r>
+        <w:t xml:space="preserve"> </w:t>
+      </w:r>
+      <w:proofErr w:type="gramStart"/>
+      <w:r>
+        <w:t xml:space="preserve">topology,  </w:t>
+      </w:r>
+      <w:proofErr w:type="spellStart"/>
+      <w:r>
+        <w:t>ip</w:t>
+      </w:r>
+      <w:proofErr w:type="spellEnd"/>
+      <w:proofErr w:type="gramEnd"/>
+      <w:r>
+        <w:t xml:space="preserve"> </w:t>
+      </w:r>
+      <w:proofErr w:type="gramStart"/>
+      <w:r>
+        <w:t>schemas ,</w:t>
+      </w:r>
+      <w:proofErr w:type="gramEnd"/>
+      <w:r>
+        <w:t xml:space="preserve"> configuration </w:t>
+      </w:r>
+    </w:p>
+    <w:p>
+      <w:pPr>
+        <w:ind w:firstLine="720"/>
+      </w:pPr>
+      <w:r>
+        <w:lastRenderedPageBreak/>
+        <w:t>Network performance optimization (</w:t>
+      </w:r>
+      <w:proofErr w:type="spellStart"/>
+      <w:proofErr w:type="gramStart"/>
+      <w:r>
+        <w:t>Qos</w:t>
+      </w:r>
+      <w:proofErr w:type="spellEnd"/>
+      <w:r>
+        <w:t>)  =</w:t>
+      </w:r>
+      <w:proofErr w:type="gramEnd"/>
+      <w:r>
+        <w:t xml:space="preserve">&gt; Quality of service </w:t>
+      </w:r>
+      <w:proofErr w:type="gramStart"/>
+      <w:r>
+        <w:t>( priorities</w:t>
+      </w:r>
+      <w:proofErr w:type="gramEnd"/>
+      <w:r>
+        <w:t xml:space="preserve"> services over the </w:t>
+      </w:r>
+      <w:proofErr w:type="gramStart"/>
+      <w:r>
+        <w:t>network )</w:t>
+      </w:r>
+      <w:proofErr w:type="gramEnd"/>
+      <w:r>
+        <w:t xml:space="preserve"> </w:t>
+      </w:r>
+      <w:proofErr w:type="spellStart"/>
+      <w:r>
+        <w:t>eg.</w:t>
+      </w:r>
+      <w:proofErr w:type="spellEnd"/>
+      <w:r>
+        <w:t xml:space="preserve"> </w:t>
+      </w:r>
+      <w:proofErr w:type="spellStart"/>
+      <w:r>
+        <w:t>Voip</w:t>
+      </w:r>
+      <w:proofErr w:type="spellEnd"/>
+      <w:r>
+        <w:t xml:space="preserve"> has more </w:t>
+      </w:r>
+      <w:proofErr w:type="spellStart"/>
+      <w:r>
+        <w:t>priorite</w:t>
+      </w:r>
+      <w:proofErr w:type="spellEnd"/>
+      <w:r>
+        <w:t xml:space="preserve"> than downloading a file </w:t>
+      </w:r>
     </w:p>
     <w:p>
       <w:pPr>
